--- a/docs/instructions/Installation_Configuration_Quick_Start_Guide.docx
+++ b/docs/instructions/Installation_Configuration_Quick_Start_Guide.docx
@@ -38,69 +38,394 @@
           <w:i/>
           <w:lang w:val="en-US"/>
         </w:rPr>
-        <w:t xml:space="preserve">Management </w:t>
-      </w:r>
+        <w:t>Management  Autonomous</w:t>
+      </w:r>
+      <w:proofErr w:type="gramEnd"/>
       <w:r>
         <w:rPr>
           <w:i/>
           <w:lang w:val="en-US"/>
         </w:rPr>
-        <w:t xml:space="preserve"> Autonomous</w:t>
+        <w:t xml:space="preserve"> Physical AI Platform</w:t>
+      </w:r>
+    </w:p>
+    <w:p>
+      <w:pPr>
+        <w:rPr>
+          <w:i/>
+          <w:lang w:val="en-US"/>
+        </w:rPr>
+      </w:pPr>
+      <w:r>
+        <w:rPr>
+          <w:i/>
+          <w:lang w:val="en-US"/>
+        </w:rPr>
+        <w:t>Date: September 2026</w:t>
+      </w:r>
+    </w:p>
+    <w:p>
+      <w:pPr>
+        <w:jc w:val="both"/>
+        <w:rPr>
+          <w:lang w:val="en-US"/>
+        </w:rPr>
+      </w:pPr>
+      <w:r>
+        <w:rPr>
+          <w:lang w:val="en-US"/>
+        </w:rPr>
+        <w:t xml:space="preserve">This </w:t>
+      </w:r>
+      <w:r>
+        <w:rPr>
+          <w:lang w:val="en-US"/>
+        </w:rPr>
+        <w:t>is the complete, professional Installation, Configuration, and Quick Start Guide for the Physical AI Platform.</w:t>
+      </w:r>
+      <w:r>
+        <w:rPr>
+          <w:lang w:val="en-US"/>
+        </w:rPr>
+        <w:t xml:space="preserve"> </w:t>
+      </w:r>
+      <w:r>
+        <w:rPr>
+          <w:lang w:val="en-US"/>
+        </w:rPr>
+        <w:t>This document is designed for DevOps engineers, SREs, and system administrators. It provides step-by-step instructions to deploy the platform in a local development environment (Docker Compose) and outlines the path to production (Kubernetes/Helm).</w:t>
+      </w:r>
+    </w:p>
+    <w:p>
+      <w:pPr>
+        <w:jc w:val="both"/>
+        <w:rPr>
+          <w:b/>
+          <w:lang w:val="en-US"/>
+        </w:rPr>
+      </w:pPr>
+      <w:r>
+        <w:rPr>
+          <w:b/>
+          <w:lang w:val="en-US"/>
+        </w:rPr>
+        <w:t>1. Prerequisites</w:t>
+      </w:r>
+    </w:p>
+    <w:p>
+      <w:pPr>
+        <w:jc w:val="both"/>
+        <w:rPr>
+          <w:lang w:val="en-US"/>
+        </w:rPr>
+      </w:pPr>
+      <w:r>
+        <w:rPr>
+          <w:lang w:val="en-US"/>
+        </w:rPr>
+        <w:t>Before installing the platform, ensure your environment meets the following requirements:</w:t>
+      </w:r>
+    </w:p>
+    <w:p>
+      <w:pPr>
+        <w:jc w:val="both"/>
+        <w:rPr>
+          <w:lang w:val="en-US"/>
+        </w:rPr>
+      </w:pPr>
+      <w:r>
+        <w:rPr>
+          <w:lang w:val="en-US"/>
+        </w:rPr>
+        <w:t>1.1</w:t>
+      </w:r>
+      <w:r>
+        <w:rPr>
+          <w:lang w:val="en-US"/>
+        </w:rPr>
+        <w:t>.</w:t>
+      </w:r>
+      <w:r>
+        <w:rPr>
+          <w:lang w:val="en-US"/>
+        </w:rPr>
+        <w:t xml:space="preserve"> Local Development / Cloud API</w:t>
+      </w:r>
+    </w:p>
+    <w:p>
+      <w:pPr>
+        <w:jc w:val="both"/>
+        <w:rPr>
+          <w:lang w:val="en-US"/>
+        </w:rPr>
+      </w:pPr>
+      <w:r>
+        <w:rPr>
+          <w:lang w:val="en-US"/>
+        </w:rPr>
+        <w:t xml:space="preserve">OS: Ubuntu 22.04 LTS, </w:t>
+      </w:r>
+      <w:proofErr w:type="spellStart"/>
+      <w:r>
+        <w:rPr>
+          <w:lang w:val="en-US"/>
+        </w:rPr>
+        <w:t>macOS</w:t>
+      </w:r>
+      <w:proofErr w:type="spellEnd"/>
+      <w:r>
+        <w:rPr>
+          <w:lang w:val="en-US"/>
+        </w:rPr>
+        <w:t xml:space="preserve"> 13+, or Windows 11 (WSL2).</w:t>
+      </w:r>
+    </w:p>
+    <w:p>
+      <w:pPr>
+        <w:jc w:val="both"/>
+        <w:rPr>
+          <w:lang w:val="en-US"/>
+        </w:rPr>
+      </w:pPr>
+      <w:r>
+        <w:rPr>
+          <w:lang w:val="en-US"/>
+        </w:rPr>
+        <w:t>Runtime: Docker Engine 24.0+ and Docker Compose v2.20+.</w:t>
+      </w:r>
+    </w:p>
+    <w:p>
+      <w:pPr>
+        <w:jc w:val="both"/>
+        <w:rPr>
+          <w:lang w:val="en-US"/>
+        </w:rPr>
+      </w:pPr>
+      <w:r>
+        <w:rPr>
+          <w:lang w:val="en-US"/>
+        </w:rPr>
+        <w:t>Python: Python 3.11+ (for running local scripts and tests).</w:t>
+      </w:r>
+    </w:p>
+    <w:p>
+      <w:pPr>
+        <w:jc w:val="both"/>
+        <w:rPr>
+          <w:lang w:val="en-US"/>
+        </w:rPr>
+      </w:pPr>
+      <w:r>
+        <w:rPr>
+          <w:lang w:val="en-US"/>
+        </w:rPr>
+        <w:t xml:space="preserve">Hardware: Minimum 16 GB </w:t>
+      </w:r>
+      <w:proofErr w:type="gramStart"/>
+      <w:r>
+        <w:rPr>
+          <w:lang w:val="en-US"/>
+        </w:rPr>
+        <w:t>RAM,</w:t>
       </w:r>
       <w:proofErr w:type="gramEnd"/>
       <w:r>
         <w:rPr>
-          <w:i/>
-          <w:lang w:val="en-US"/>
-        </w:rPr>
-        <w:t xml:space="preserve"> Physical AI Platform</w:t>
-      </w:r>
-    </w:p>
-    <w:p>
-      <w:pPr>
-        <w:rPr>
-          <w:i/>
-          <w:lang w:val="en-US"/>
-        </w:rPr>
-      </w:pPr>
-      <w:r>
-        <w:rPr>
-          <w:i/>
-          <w:lang w:val="en-US"/>
-        </w:rPr>
-        <w:t>Date: September 2026</w:t>
-      </w:r>
-    </w:p>
-    <w:p>
-      <w:pPr>
-        <w:jc w:val="both"/>
-        <w:rPr>
-          <w:lang w:val="en-US"/>
-        </w:rPr>
-      </w:pPr>
-      <w:r>
-        <w:rPr>
-          <w:lang w:val="en-US"/>
-        </w:rPr>
-        <w:t xml:space="preserve">This </w:t>
-      </w:r>
-      <w:r>
-        <w:rPr>
-          <w:lang w:val="en-US"/>
-        </w:rPr>
-        <w:t>is the complete, professional Installation, Configuration, and Quick Start Guide for the Physical AI Platform.</w:t>
-      </w:r>
-      <w:r>
-        <w:rPr>
-          <w:lang w:val="en-US"/>
-        </w:rPr>
-        <w:t xml:space="preserve"> </w:t>
-      </w:r>
-      <w:r>
-        <w:rPr>
-          <w:lang w:val="en-US"/>
-        </w:rPr>
-        <w:t>This document is designed for DevOps engineers, SREs, and system administrators. It provides step-by-step instructions to deploy the platform in a local development environment (Docker Compose) and outlines the path to production (Kubernetes/Helm).</w:t>
+          <w:lang w:val="en-US"/>
+        </w:rPr>
+        <w:t xml:space="preserve"> 4 CPU cores (for local Docker Compose stack).</w:t>
+      </w:r>
+    </w:p>
+    <w:p>
+      <w:pPr>
+        <w:jc w:val="both"/>
+        <w:rPr>
+          <w:lang w:val="en-US"/>
+        </w:rPr>
+      </w:pPr>
+      <w:r>
+        <w:rPr>
+          <w:lang w:val="en-US"/>
+        </w:rPr>
+        <w:t>1.2</w:t>
+      </w:r>
+      <w:r>
+        <w:rPr>
+          <w:lang w:val="en-US"/>
+        </w:rPr>
+        <w:t>.</w:t>
+      </w:r>
+      <w:r>
+        <w:rPr>
+          <w:lang w:val="en-US"/>
+        </w:rPr>
+        <w:t xml:space="preserve"> Production (</w:t>
+      </w:r>
+      <w:proofErr w:type="spellStart"/>
+      <w:r>
+        <w:rPr>
+          <w:lang w:val="en-US"/>
+        </w:rPr>
+        <w:t>Nebius</w:t>
+      </w:r>
+      <w:proofErr w:type="spellEnd"/>
+      <w:r>
+        <w:rPr>
+          <w:lang w:val="en-US"/>
+        </w:rPr>
+        <w:t xml:space="preserve"> AI Cloud / Kubernetes)</w:t>
+      </w:r>
+    </w:p>
+    <w:p>
+      <w:pPr>
+        <w:jc w:val="both"/>
+        <w:rPr>
+          <w:lang w:val="en-US"/>
+        </w:rPr>
+      </w:pPr>
+      <w:r>
+        <w:rPr>
+          <w:lang w:val="en-US"/>
+        </w:rPr>
+        <w:t xml:space="preserve">Tools: </w:t>
+      </w:r>
+      <w:proofErr w:type="spellStart"/>
+      <w:r>
+        <w:rPr>
+          <w:lang w:val="en-US"/>
+        </w:rPr>
+        <w:t>kubectl</w:t>
+      </w:r>
+      <w:proofErr w:type="spellEnd"/>
+      <w:r>
+        <w:rPr>
+          <w:lang w:val="en-US"/>
+        </w:rPr>
+        <w:t xml:space="preserve"> v1.29+, Helm v3.14+, Terraform v1.5+.</w:t>
+      </w:r>
+    </w:p>
+    <w:p>
+      <w:pPr>
+        <w:jc w:val="both"/>
+        <w:rPr>
+          <w:lang w:val="en-US"/>
+        </w:rPr>
+      </w:pPr>
+      <w:r>
+        <w:rPr>
+          <w:lang w:val="en-US"/>
+        </w:rPr>
+        <w:t xml:space="preserve">Cloud Access: </w:t>
+      </w:r>
+      <w:proofErr w:type="spellStart"/>
+      <w:r>
+        <w:rPr>
+          <w:lang w:val="en-US"/>
+        </w:rPr>
+        <w:t>Nebius</w:t>
+      </w:r>
+      <w:proofErr w:type="spellEnd"/>
+      <w:r>
+        <w:rPr>
+          <w:lang w:val="en-US"/>
+        </w:rPr>
+        <w:t xml:space="preserve"> AI Cloud credentials with permissions to provision K8s clusters and GPU nodes (A100/L40S).</w:t>
+      </w:r>
+    </w:p>
+    <w:p>
+      <w:pPr>
+        <w:jc w:val="both"/>
+        <w:rPr>
+          <w:lang w:val="en-US"/>
+        </w:rPr>
+      </w:pPr>
+      <w:r>
+        <w:rPr>
+          <w:lang w:val="en-US"/>
+        </w:rPr>
+        <w:t>1.3</w:t>
+      </w:r>
+      <w:r>
+        <w:rPr>
+          <w:lang w:val="en-US"/>
+        </w:rPr>
+        <w:t>.</w:t>
+      </w:r>
+      <w:r>
+        <w:rPr>
+          <w:lang w:val="en-US"/>
+        </w:rPr>
+        <w:t xml:space="preserve"> Edge Layer (NVIDIA Jetson Orin)</w:t>
+      </w:r>
+    </w:p>
+    <w:p>
+      <w:pPr>
+        <w:jc w:val="both"/>
+        <w:rPr>
+          <w:lang w:val="en-US"/>
+        </w:rPr>
+      </w:pPr>
+      <w:r>
+        <w:rPr>
+          <w:lang w:val="en-US"/>
+        </w:rPr>
+        <w:t xml:space="preserve">OS: NVIDIA </w:t>
+      </w:r>
+      <w:proofErr w:type="spellStart"/>
+      <w:r>
+        <w:rPr>
+          <w:lang w:val="en-US"/>
+        </w:rPr>
+        <w:t>JetPack</w:t>
+      </w:r>
+      <w:proofErr w:type="spellEnd"/>
+      <w:r>
+        <w:rPr>
+          <w:lang w:val="en-US"/>
+        </w:rPr>
+        <w:t xml:space="preserve"> 5.1.2 (Ubuntu 20.04 base).</w:t>
+      </w:r>
+    </w:p>
+    <w:p>
+      <w:pPr>
+        <w:jc w:val="both"/>
+        <w:rPr>
+          <w:lang w:val="en-US"/>
+        </w:rPr>
+      </w:pPr>
+      <w:r>
+        <w:rPr>
+          <w:lang w:val="en-US"/>
+        </w:rPr>
+        <w:t xml:space="preserve">Runtime: NVIDIA Container Toolkit (for GPU </w:t>
+      </w:r>
+      <w:proofErr w:type="spellStart"/>
+      <w:r>
+        <w:rPr>
+          <w:lang w:val="en-US"/>
+        </w:rPr>
+        <w:t>passthrough</w:t>
+      </w:r>
+      <w:proofErr w:type="spellEnd"/>
+      <w:r>
+        <w:rPr>
+          <w:lang w:val="en-US"/>
+        </w:rPr>
+        <w:t xml:space="preserve"> to Docker).</w:t>
+      </w:r>
+    </w:p>
+    <w:p>
+      <w:pPr>
+        <w:jc w:val="both"/>
+        <w:rPr>
+          <w:lang w:val="en-US"/>
+        </w:rPr>
+      </w:pPr>
+      <w:r>
+        <w:rPr>
+          <w:lang w:val="en-US"/>
+        </w:rPr>
+        <w:t>Hardware: Jetson Orin NX (16GB) or Orin AGX in an IP67-rated industrial enclosure.</w:t>
       </w:r>
     </w:p>
     <w:p>
@@ -116,410 +441,78 @@
           <w:b/>
           <w:lang w:val="en-US"/>
         </w:rPr>
-        <w:t>1. Prerequisites</w:t>
-      </w:r>
-    </w:p>
-    <w:p>
-      <w:pPr>
-        <w:jc w:val="both"/>
-        <w:rPr>
-          <w:lang w:val="en-US"/>
-        </w:rPr>
-      </w:pPr>
-      <w:r>
-        <w:rPr>
-          <w:lang w:val="en-US"/>
-        </w:rPr>
-        <w:t>Before installing the platform, ensure your environment meets the following requirements:</w:t>
-      </w:r>
-    </w:p>
-    <w:p>
-      <w:pPr>
-        <w:jc w:val="both"/>
-        <w:rPr>
-          <w:lang w:val="en-US"/>
-        </w:rPr>
-      </w:pPr>
-      <w:r>
-        <w:rPr>
-          <w:lang w:val="en-US"/>
-        </w:rPr>
-        <w:t>1.1</w:t>
-      </w:r>
-      <w:r>
-        <w:rPr>
-          <w:lang w:val="en-US"/>
-        </w:rPr>
-        <w:t>.</w:t>
-      </w:r>
-      <w:r>
-        <w:rPr>
-          <w:lang w:val="en-US"/>
-        </w:rPr>
-        <w:t xml:space="preserve"> Local Development / Cloud API</w:t>
-      </w:r>
-    </w:p>
-    <w:p>
-      <w:pPr>
-        <w:jc w:val="both"/>
-        <w:rPr>
-          <w:lang w:val="en-US"/>
-        </w:rPr>
-      </w:pPr>
-      <w:r>
-        <w:rPr>
-          <w:lang w:val="en-US"/>
-        </w:rPr>
-        <w:t xml:space="preserve">OS: Ubuntu 22.04 LTS, </w:t>
-      </w:r>
-      <w:proofErr w:type="spellStart"/>
-      <w:r>
-        <w:rPr>
-          <w:lang w:val="en-US"/>
-        </w:rPr>
-        <w:t>macOS</w:t>
-      </w:r>
-      <w:proofErr w:type="spellEnd"/>
-      <w:r>
-        <w:rPr>
-          <w:lang w:val="en-US"/>
-        </w:rPr>
-        <w:t xml:space="preserve"> 13+, or Windows 11 (WSL2).</w:t>
-      </w:r>
-    </w:p>
-    <w:p>
-      <w:pPr>
-        <w:jc w:val="both"/>
-        <w:rPr>
-          <w:lang w:val="en-US"/>
-        </w:rPr>
-      </w:pPr>
-      <w:r>
-        <w:rPr>
-          <w:lang w:val="en-US"/>
-        </w:rPr>
-        <w:t>Runtime: Docker Engine 24.0+ and Docker Compose v2.20+.</w:t>
-      </w:r>
-    </w:p>
-    <w:p>
-      <w:pPr>
-        <w:jc w:val="both"/>
-        <w:rPr>
-          <w:lang w:val="en-US"/>
-        </w:rPr>
-      </w:pPr>
-      <w:r>
-        <w:rPr>
-          <w:lang w:val="en-US"/>
-        </w:rPr>
-        <w:t>Python: Python 3.11+ (for running local scripts and tests).</w:t>
-      </w:r>
-    </w:p>
-    <w:p>
-      <w:pPr>
-        <w:jc w:val="both"/>
-        <w:rPr>
-          <w:lang w:val="en-US"/>
-        </w:rPr>
-      </w:pPr>
-      <w:r>
-        <w:rPr>
-          <w:lang w:val="en-US"/>
-        </w:rPr>
-        <w:t xml:space="preserve">Hardware: Minimum 16 GB </w:t>
-      </w:r>
+        <w:t>2. Installation</w:t>
+      </w:r>
+    </w:p>
+    <w:p>
+      <w:pPr>
+        <w:jc w:val="both"/>
+        <w:rPr>
+          <w:u w:val="single"/>
+          <w:lang w:val="en-US"/>
+        </w:rPr>
+      </w:pPr>
+      <w:r>
+        <w:rPr>
+          <w:u w:val="single"/>
+          <w:lang w:val="en-US"/>
+        </w:rPr>
+        <w:t>Scenario A: Local Development (Docker Compose)</w:t>
+      </w:r>
+    </w:p>
+    <w:p>
+      <w:pPr>
+        <w:jc w:val="both"/>
+        <w:rPr>
+          <w:lang w:val="en-US"/>
+        </w:rPr>
+      </w:pPr>
+      <w:r>
+        <w:rPr>
+          <w:lang w:val="en-US"/>
+        </w:rPr>
+        <w:t>This is the fastest way to spin up the entire stack (API, Dashboard, MQTT, Database, and Edge Simulator) on a single machine.</w:t>
+      </w:r>
+    </w:p>
+    <w:p>
+      <w:pPr>
+        <w:jc w:val="both"/>
+        <w:rPr>
+          <w:lang w:val="en-US"/>
+        </w:rPr>
+      </w:pPr>
+      <w:r>
+        <w:rPr>
+          <w:lang w:val="en-US"/>
+        </w:rPr>
+        <w:t xml:space="preserve">A.1. </w:t>
+      </w:r>
+      <w:r>
+        <w:rPr>
+          <w:lang w:val="en-US"/>
+        </w:rPr>
+        <w:t>Clone the Repository:</w:t>
+      </w:r>
+    </w:p>
+    <w:p>
+      <w:pPr>
+        <w:jc w:val="both"/>
+        <w:rPr>
+          <w:sz w:val="16"/>
+          <w:szCs w:val="16"/>
+          <w:lang w:val="en-US"/>
+        </w:rPr>
+      </w:pPr>
       <w:proofErr w:type="gramStart"/>
       <w:r>
         <w:rPr>
-          <w:lang w:val="en-US"/>
-        </w:rPr>
-        <w:t>RAM,</w:t>
+          <w:sz w:val="16"/>
+          <w:szCs w:val="16"/>
+          <w:lang w:val="en-US"/>
+        </w:rPr>
+        <w:t>bash</w:t>
       </w:r>
       <w:proofErr w:type="gramEnd"/>
-      <w:r>
-        <w:rPr>
-          <w:lang w:val="en-US"/>
-        </w:rPr>
-        <w:t xml:space="preserve"> 4 CPU cores (for local Docker Compose stack).</w:t>
-      </w:r>
-    </w:p>
-    <w:p>
-      <w:pPr>
-        <w:jc w:val="both"/>
-        <w:rPr>
-          <w:lang w:val="en-US"/>
-        </w:rPr>
-      </w:pPr>
-      <w:r>
-        <w:rPr>
-          <w:lang w:val="en-US"/>
-        </w:rPr>
-        <w:t>1.2</w:t>
-      </w:r>
-      <w:r>
-        <w:rPr>
-          <w:lang w:val="en-US"/>
-        </w:rPr>
-        <w:t>.</w:t>
-      </w:r>
-      <w:r>
-        <w:rPr>
-          <w:lang w:val="en-US"/>
-        </w:rPr>
-        <w:t xml:space="preserve"> Production (</w:t>
-      </w:r>
-      <w:proofErr w:type="spellStart"/>
-      <w:r>
-        <w:rPr>
-          <w:lang w:val="en-US"/>
-        </w:rPr>
-        <w:t>Nebius</w:t>
-      </w:r>
-      <w:proofErr w:type="spellEnd"/>
-      <w:r>
-        <w:rPr>
-          <w:lang w:val="en-US"/>
-        </w:rPr>
-        <w:t xml:space="preserve"> AI Cloud / Kubernetes)</w:t>
-      </w:r>
-    </w:p>
-    <w:p>
-      <w:pPr>
-        <w:jc w:val="both"/>
-        <w:rPr>
-          <w:lang w:val="en-US"/>
-        </w:rPr>
-      </w:pPr>
-      <w:r>
-        <w:rPr>
-          <w:lang w:val="en-US"/>
-        </w:rPr>
-        <w:t xml:space="preserve">Tools: </w:t>
-      </w:r>
-      <w:proofErr w:type="spellStart"/>
-      <w:r>
-        <w:rPr>
-          <w:lang w:val="en-US"/>
-        </w:rPr>
-        <w:t>kubectl</w:t>
-      </w:r>
-      <w:proofErr w:type="spellEnd"/>
-      <w:r>
-        <w:rPr>
-          <w:lang w:val="en-US"/>
-        </w:rPr>
-        <w:t xml:space="preserve"> v1.29+, Helm v3.14+, Terraform v1.5+.</w:t>
-      </w:r>
-    </w:p>
-    <w:p>
-      <w:pPr>
-        <w:jc w:val="both"/>
-        <w:rPr>
-          <w:lang w:val="en-US"/>
-        </w:rPr>
-      </w:pPr>
-      <w:r>
-        <w:rPr>
-          <w:lang w:val="en-US"/>
-        </w:rPr>
-        <w:t xml:space="preserve">Cloud Access: </w:t>
-      </w:r>
-      <w:proofErr w:type="spellStart"/>
-      <w:r>
-        <w:rPr>
-          <w:lang w:val="en-US"/>
-        </w:rPr>
-        <w:t>Nebius</w:t>
-      </w:r>
-      <w:proofErr w:type="spellEnd"/>
-      <w:r>
-        <w:rPr>
-          <w:lang w:val="en-US"/>
-        </w:rPr>
-        <w:t xml:space="preserve"> AI Cloud credentials with permissions to provision K8s clusters and GPU nodes (A100/L40S).</w:t>
-      </w:r>
-    </w:p>
-    <w:p>
-      <w:pPr>
-        <w:jc w:val="both"/>
-        <w:rPr>
-          <w:lang w:val="en-US"/>
-        </w:rPr>
-      </w:pPr>
-      <w:r>
-        <w:rPr>
-          <w:lang w:val="en-US"/>
-        </w:rPr>
-        <w:t>1.3</w:t>
-      </w:r>
-      <w:r>
-        <w:rPr>
-          <w:lang w:val="en-US"/>
-        </w:rPr>
-        <w:t>.</w:t>
-      </w:r>
-      <w:r>
-        <w:rPr>
-          <w:lang w:val="en-US"/>
-        </w:rPr>
-        <w:t xml:space="preserve"> Edge Layer (NVIDIA Jetson Orin)</w:t>
-      </w:r>
-    </w:p>
-    <w:p>
-      <w:pPr>
-        <w:jc w:val="both"/>
-        <w:rPr>
-          <w:lang w:val="en-US"/>
-        </w:rPr>
-      </w:pPr>
-      <w:r>
-        <w:rPr>
-          <w:lang w:val="en-US"/>
-        </w:rPr>
-        <w:t xml:space="preserve">OS: NVIDIA </w:t>
-      </w:r>
-      <w:proofErr w:type="spellStart"/>
-      <w:r>
-        <w:rPr>
-          <w:lang w:val="en-US"/>
-        </w:rPr>
-        <w:t>JetPack</w:t>
-      </w:r>
-      <w:proofErr w:type="spellEnd"/>
-      <w:r>
-        <w:rPr>
-          <w:lang w:val="en-US"/>
-        </w:rPr>
-        <w:t xml:space="preserve"> 5.1.2 (Ubuntu 20.04 base).</w:t>
-      </w:r>
-    </w:p>
-    <w:p>
-      <w:pPr>
-        <w:jc w:val="both"/>
-        <w:rPr>
-          <w:lang w:val="en-US"/>
-        </w:rPr>
-      </w:pPr>
-      <w:r>
-        <w:rPr>
-          <w:lang w:val="en-US"/>
-        </w:rPr>
-        <w:t xml:space="preserve">Runtime: NVIDIA Container Toolkit (for GPU </w:t>
-      </w:r>
-      <w:proofErr w:type="spellStart"/>
-      <w:r>
-        <w:rPr>
-          <w:lang w:val="en-US"/>
-        </w:rPr>
-        <w:t>passthrough</w:t>
-      </w:r>
-      <w:proofErr w:type="spellEnd"/>
-      <w:r>
-        <w:rPr>
-          <w:lang w:val="en-US"/>
-        </w:rPr>
-        <w:t xml:space="preserve"> to Docker).</w:t>
-      </w:r>
-    </w:p>
-    <w:p>
-      <w:pPr>
-        <w:jc w:val="both"/>
-        <w:rPr>
-          <w:lang w:val="en-US"/>
-        </w:rPr>
-      </w:pPr>
-      <w:r>
-        <w:rPr>
-          <w:lang w:val="en-US"/>
-        </w:rPr>
-        <w:t>Hardware: Jetson Orin NX (16GB) or Orin AGX in an IP67-rated industrial enclosure.</w:t>
-      </w:r>
-    </w:p>
-    <w:p>
-      <w:pPr>
-        <w:jc w:val="both"/>
-        <w:rPr>
-          <w:b/>
-          <w:lang w:val="en-US"/>
-        </w:rPr>
-      </w:pPr>
-      <w:r>
-        <w:rPr>
-          <w:b/>
-          <w:lang w:val="en-US"/>
-        </w:rPr>
-        <w:t>2. Installation</w:t>
-      </w:r>
-    </w:p>
-    <w:p>
-      <w:pPr>
-        <w:jc w:val="both"/>
-        <w:rPr>
-          <w:u w:val="single"/>
-          <w:lang w:val="en-US"/>
-        </w:rPr>
-      </w:pPr>
-      <w:r>
-        <w:rPr>
-          <w:u w:val="single"/>
-          <w:lang w:val="en-US"/>
-        </w:rPr>
-        <w:t>Scenario A: Local Development (Docker Compose)</w:t>
-      </w:r>
-    </w:p>
-    <w:p>
-      <w:pPr>
-        <w:jc w:val="both"/>
-        <w:rPr>
-          <w:lang w:val="en-US"/>
-        </w:rPr>
-      </w:pPr>
-      <w:r>
-        <w:rPr>
-          <w:lang w:val="en-US"/>
-        </w:rPr>
-        <w:t>This is the fastest way to spin up the entire stack (API, Dashboard, MQTT, Database, and Edge Simulator) on a single machine.</w:t>
-      </w:r>
-    </w:p>
-    <w:p>
-      <w:pPr>
-        <w:jc w:val="both"/>
-        <w:rPr>
-          <w:lang w:val="en-US"/>
-        </w:rPr>
-      </w:pPr>
-      <w:r>
-        <w:rPr>
-          <w:lang w:val="en-US"/>
-        </w:rPr>
-        <w:t xml:space="preserve">A.1. </w:t>
-      </w:r>
-      <w:r>
-        <w:rPr>
-          <w:lang w:val="en-US"/>
-        </w:rPr>
-        <w:t>Clone the Repository:</w:t>
-      </w:r>
-    </w:p>
-    <w:p>
-      <w:pPr>
-        <w:jc w:val="both"/>
-        <w:rPr>
-          <w:sz w:val="16"/>
-          <w:szCs w:val="16"/>
-          <w:lang w:val="en-US"/>
-        </w:rPr>
-      </w:pPr>
-      <w:proofErr w:type="gramStart"/>
-      <w:r>
-        <w:rPr>
-          <w:sz w:val="16"/>
-          <w:szCs w:val="16"/>
-          <w:lang w:val="en-US"/>
-        </w:rPr>
-        <w:t>bash</w:t>
-      </w:r>
-      <w:proofErr w:type="gramEnd"/>
     </w:p>
     <w:p>
       <w:pPr>
@@ -539,7 +532,6 @@
         <w:t xml:space="preserve">   </w:t>
       </w:r>
       <w:proofErr w:type="spellStart"/>
-      <w:proofErr w:type="gramStart"/>
       <w:r>
         <w:rPr>
           <w:sz w:val="16"/>
@@ -549,14 +541,23 @@
         <w:t>git</w:t>
       </w:r>
       <w:proofErr w:type="spellEnd"/>
-      <w:proofErr w:type="gramEnd"/>
-      <w:r>
-        <w:rPr>
-          <w:sz w:val="16"/>
-          <w:szCs w:val="16"/>
-          <w:lang w:val="en-US"/>
-        </w:rPr>
-        <w:t xml:space="preserve"> clone https://github.com/exxonmobil/pipeline-ai-platform.git</w:t>
+      <w:r>
+        <w:rPr>
+          <w:sz w:val="16"/>
+          <w:szCs w:val="16"/>
+          <w:lang w:val="en-US"/>
+        </w:rPr>
+        <w:t xml:space="preserve"> clone https://github.com/</w:t>
+      </w:r>
+      <w:bookmarkStart w:id="0" w:name="_GoBack"/>
+      <w:bookmarkEnd w:id="0"/>
+      <w:r>
+        <w:rPr>
+          <w:sz w:val="16"/>
+          <w:szCs w:val="16"/>
+          <w:lang w:val="en-US"/>
+        </w:rPr>
+        <w:t>pipeline-ai-platform.git</w:t>
       </w:r>
     </w:p>
     <w:p>
@@ -3787,21 +3788,19 @@
         <w:rPr>
           <w:lang w:val="en-US"/>
         </w:rPr>
-        <w:t xml:space="preserve"> Dashboard (localhost</w:t>
-      </w:r>
-      <w:proofErr w:type="gramStart"/>
-      <w:r>
-        <w:rPr>
-          <w:lang w:val="en-US"/>
-        </w:rPr>
-        <w:t>:8501</w:t>
-      </w:r>
-      <w:proofErr w:type="gramEnd"/>
-      <w:r>
-        <w:rPr>
-          <w:lang w:val="en-US"/>
-        </w:rPr>
-        <w:t>). You should see:</w:t>
+        <w:t xml:space="preserve"> Dashboard (localhost:</w:t>
+      </w:r>
+      <w:r>
+        <w:rPr>
+          <w:lang w:val="en-US"/>
+        </w:rPr>
+        <w:t xml:space="preserve"> </w:t>
+      </w:r>
+      <w:r>
+        <w:rPr>
+          <w:lang w:val="en-US"/>
+        </w:rPr>
+        <w:t>8501). You should see:</w:t>
       </w:r>
     </w:p>
     <w:p>
@@ -3984,7 +3983,6 @@
                 <w:lang w:eastAsia="ru-RU"/>
               </w:rPr>
             </w:pPr>
-            <w:bookmarkStart w:id="0" w:name="_GoBack"/>
             <w:proofErr w:type="spellStart"/>
             <w:r>
               <w:rPr>
@@ -4104,260 +4102,6 @@
               <w:t>Resolution</w:t>
             </w:r>
             <w:proofErr w:type="spellEnd"/>
-          </w:p>
-        </w:tc>
-      </w:tr>
-      <w:bookmarkEnd w:id="0"/>
-      <w:tr>
-        <w:trPr>
-          <w:tblCellSpacing w:w="15" w:type="dxa"/>
-        </w:trPr>
-        <w:tc>
-          <w:tcPr>
-            <w:tcW w:w="0" w:type="auto"/>
-            <w:shd w:val="clear" w:color="auto" w:fill="FFFFFF"/>
-            <w:vAlign w:val="center"/>
-            <w:hideMark/>
-          </w:tcPr>
-          <w:p>
-            <w:pPr>
-              <w:spacing w:after="0" w:line="240" w:lineRule="auto"/>
-              <w:rPr>
-                <w:rFonts w:eastAsia="Times New Roman" w:cstheme="minorHAnsi"/>
-                <w:color w:val="222222"/>
-                <w:sz w:val="16"/>
-                <w:szCs w:val="16"/>
-                <w:lang w:eastAsia="ru-RU"/>
-              </w:rPr>
-            </w:pPr>
-            <w:r>
-              <w:rPr>
-                <w:rFonts w:eastAsia="Times New Roman" w:cstheme="minorHAnsi"/>
-                <w:bCs/>
-                <w:color w:val="222222"/>
-                <w:sz w:val="16"/>
-                <w:szCs w:val="16"/>
-                <w:bdr w:val="single" w:sz="2" w:space="0" w:color="E3E3E3" w:frame="1"/>
-                <w:lang w:eastAsia="ru-RU"/>
-              </w:rPr>
-              <w:t xml:space="preserve">API </w:t>
-            </w:r>
-            <w:proofErr w:type="spellStart"/>
-            <w:r>
-              <w:rPr>
-                <w:rFonts w:eastAsia="Times New Roman" w:cstheme="minorHAnsi"/>
-                <w:bCs/>
-                <w:color w:val="222222"/>
-                <w:sz w:val="16"/>
-                <w:szCs w:val="16"/>
-                <w:bdr w:val="single" w:sz="2" w:space="0" w:color="E3E3E3" w:frame="1"/>
-                <w:lang w:eastAsia="ru-RU"/>
-              </w:rPr>
-              <w:t>Container</w:t>
-            </w:r>
-            <w:proofErr w:type="spellEnd"/>
-            <w:r>
-              <w:rPr>
-                <w:rFonts w:eastAsia="Times New Roman" w:cstheme="minorHAnsi"/>
-                <w:bCs/>
-                <w:color w:val="222222"/>
-                <w:sz w:val="16"/>
-                <w:szCs w:val="16"/>
-                <w:bdr w:val="single" w:sz="2" w:space="0" w:color="E3E3E3" w:frame="1"/>
-                <w:lang w:eastAsia="ru-RU"/>
-              </w:rPr>
-              <w:t xml:space="preserve"> </w:t>
-            </w:r>
-            <w:proofErr w:type="spellStart"/>
-            <w:r>
-              <w:rPr>
-                <w:rFonts w:eastAsia="Times New Roman" w:cstheme="minorHAnsi"/>
-                <w:bCs/>
-                <w:color w:val="222222"/>
-                <w:sz w:val="16"/>
-                <w:szCs w:val="16"/>
-                <w:bdr w:val="single" w:sz="2" w:space="0" w:color="E3E3E3" w:frame="1"/>
-                <w:lang w:eastAsia="ru-RU"/>
-              </w:rPr>
-              <w:t>exits</w:t>
-            </w:r>
-            <w:proofErr w:type="spellEnd"/>
-            <w:r>
-              <w:rPr>
-                <w:rFonts w:eastAsia="Times New Roman" w:cstheme="minorHAnsi"/>
-                <w:bCs/>
-                <w:color w:val="222222"/>
-                <w:sz w:val="16"/>
-                <w:szCs w:val="16"/>
-                <w:bdr w:val="single" w:sz="2" w:space="0" w:color="E3E3E3" w:frame="1"/>
-                <w:lang w:eastAsia="ru-RU"/>
-              </w:rPr>
-              <w:t xml:space="preserve"> </w:t>
-            </w:r>
-            <w:proofErr w:type="spellStart"/>
-            <w:r>
-              <w:rPr>
-                <w:rFonts w:eastAsia="Times New Roman" w:cstheme="minorHAnsi"/>
-                <w:bCs/>
-                <w:color w:val="222222"/>
-                <w:sz w:val="16"/>
-                <w:szCs w:val="16"/>
-                <w:bdr w:val="single" w:sz="2" w:space="0" w:color="E3E3E3" w:frame="1"/>
-                <w:lang w:eastAsia="ru-RU"/>
-              </w:rPr>
-              <w:t>immediately</w:t>
-            </w:r>
-            <w:proofErr w:type="spellEnd"/>
-          </w:p>
-        </w:tc>
-        <w:tc>
-          <w:tcPr>
-            <w:tcW w:w="0" w:type="auto"/>
-            <w:shd w:val="clear" w:color="auto" w:fill="FFFFFF"/>
-            <w:vAlign w:val="center"/>
-            <w:hideMark/>
-          </w:tcPr>
-          <w:p>
-            <w:pPr>
-              <w:spacing w:after="0" w:line="240" w:lineRule="auto"/>
-              <w:rPr>
-                <w:rFonts w:eastAsia="Times New Roman" w:cstheme="minorHAnsi"/>
-                <w:color w:val="222222"/>
-                <w:sz w:val="16"/>
-                <w:szCs w:val="16"/>
-                <w:lang w:val="en-US" w:eastAsia="ru-RU"/>
-              </w:rPr>
-            </w:pPr>
-            <w:r>
-              <w:rPr>
-                <w:rFonts w:eastAsia="Times New Roman" w:cstheme="minorHAnsi"/>
-                <w:color w:val="222222"/>
-                <w:sz w:val="16"/>
-                <w:szCs w:val="16"/>
-                <w:bdr w:val="single" w:sz="2" w:space="0" w:color="E3E3E3" w:frame="1"/>
-                <w:lang w:val="en-US" w:eastAsia="ru-RU"/>
-              </w:rPr>
-              <w:t>Missing environment variables or DB connection failure.</w:t>
-            </w:r>
-          </w:p>
-        </w:tc>
-        <w:tc>
-          <w:tcPr>
-            <w:tcW w:w="0" w:type="auto"/>
-            <w:shd w:val="clear" w:color="auto" w:fill="FFFFFF"/>
-            <w:vAlign w:val="center"/>
-            <w:hideMark/>
-          </w:tcPr>
-          <w:p>
-            <w:pPr>
-              <w:spacing w:after="0" w:line="240" w:lineRule="auto"/>
-              <w:rPr>
-                <w:rFonts w:eastAsia="Times New Roman" w:cstheme="minorHAnsi"/>
-                <w:color w:val="222222"/>
-                <w:sz w:val="16"/>
-                <w:szCs w:val="16"/>
-                <w:lang w:val="en-US" w:eastAsia="ru-RU"/>
-              </w:rPr>
-            </w:pPr>
-            <w:r>
-              <w:rPr>
-                <w:rFonts w:eastAsia="Times New Roman" w:cstheme="minorHAnsi"/>
-                <w:color w:val="222222"/>
-                <w:sz w:val="16"/>
-                <w:szCs w:val="16"/>
-                <w:bdr w:val="single" w:sz="2" w:space="0" w:color="E3E3E3" w:frame="1"/>
-                <w:lang w:val="en-US" w:eastAsia="ru-RU"/>
-              </w:rPr>
-              <w:t xml:space="preserve">Run </w:t>
-            </w:r>
-            <w:proofErr w:type="spellStart"/>
-            <w:r>
-              <w:rPr>
-                <w:rFonts w:eastAsia="Times New Roman" w:cstheme="minorHAnsi"/>
-                <w:color w:val="222222"/>
-                <w:spacing w:val="-10"/>
-                <w:sz w:val="16"/>
-                <w:szCs w:val="16"/>
-                <w:bdr w:val="single" w:sz="2" w:space="0" w:color="E3E3E3" w:frame="1"/>
-                <w:lang w:val="en-US" w:eastAsia="ru-RU"/>
-              </w:rPr>
-              <w:t>docker</w:t>
-            </w:r>
-            <w:proofErr w:type="spellEnd"/>
-            <w:r>
-              <w:rPr>
-                <w:rFonts w:eastAsia="Times New Roman" w:cstheme="minorHAnsi"/>
-                <w:color w:val="222222"/>
-                <w:spacing w:val="-10"/>
-                <w:sz w:val="16"/>
-                <w:szCs w:val="16"/>
-                <w:bdr w:val="single" w:sz="2" w:space="0" w:color="E3E3E3" w:frame="1"/>
-                <w:lang w:val="en-US" w:eastAsia="ru-RU"/>
-              </w:rPr>
-              <w:t xml:space="preserve">-compose logs </w:t>
-            </w:r>
-            <w:proofErr w:type="spellStart"/>
-            <w:r>
-              <w:rPr>
-                <w:rFonts w:eastAsia="Times New Roman" w:cstheme="minorHAnsi"/>
-                <w:color w:val="222222"/>
-                <w:spacing w:val="-10"/>
-                <w:sz w:val="16"/>
-                <w:szCs w:val="16"/>
-                <w:bdr w:val="single" w:sz="2" w:space="0" w:color="E3E3E3" w:frame="1"/>
-                <w:lang w:val="en-US" w:eastAsia="ru-RU"/>
-              </w:rPr>
-              <w:t>api</w:t>
-            </w:r>
-            <w:proofErr w:type="spellEnd"/>
-            <w:r>
-              <w:rPr>
-                <w:rFonts w:eastAsia="Times New Roman" w:cstheme="minorHAnsi"/>
-                <w:color w:val="222222"/>
-                <w:sz w:val="16"/>
-                <w:szCs w:val="16"/>
-                <w:bdr w:val="single" w:sz="2" w:space="0" w:color="E3E3E3" w:frame="1"/>
-                <w:lang w:val="en-US" w:eastAsia="ru-RU"/>
-              </w:rPr>
-              <w:t xml:space="preserve">. Check </w:t>
-            </w:r>
-            <w:r>
-              <w:rPr>
-                <w:rFonts w:eastAsia="Times New Roman" w:cstheme="minorHAnsi"/>
-                <w:color w:val="222222"/>
-                <w:spacing w:val="-10"/>
-                <w:sz w:val="16"/>
-                <w:szCs w:val="16"/>
-                <w:bdr w:val="single" w:sz="2" w:space="0" w:color="E3E3E3" w:frame="1"/>
-                <w:lang w:val="en-US" w:eastAsia="ru-RU"/>
-              </w:rPr>
-              <w:t>.</w:t>
-            </w:r>
-            <w:proofErr w:type="spellStart"/>
-            <w:r>
-              <w:rPr>
-                <w:rFonts w:eastAsia="Times New Roman" w:cstheme="minorHAnsi"/>
-                <w:color w:val="222222"/>
-                <w:spacing w:val="-10"/>
-                <w:sz w:val="16"/>
-                <w:szCs w:val="16"/>
-                <w:bdr w:val="single" w:sz="2" w:space="0" w:color="E3E3E3" w:frame="1"/>
-                <w:lang w:val="en-US" w:eastAsia="ru-RU"/>
-              </w:rPr>
-              <w:t>env</w:t>
-            </w:r>
-            <w:proofErr w:type="spellEnd"/>
-            <w:r>
-              <w:rPr>
-                <w:rFonts w:eastAsia="Times New Roman" w:cstheme="minorHAnsi"/>
-                <w:color w:val="222222"/>
-                <w:sz w:val="16"/>
-                <w:szCs w:val="16"/>
-                <w:bdr w:val="single" w:sz="2" w:space="0" w:color="E3E3E3" w:frame="1"/>
-                <w:lang w:val="en-US" w:eastAsia="ru-RU"/>
-              </w:rPr>
-              <w:t xml:space="preserve"> and ensure Postgres is healthy.</w:t>
-            </w:r>
           </w:p>
         </w:tc>
       </w:tr>
@@ -4383,6 +4127,18 @@
                 <w:lang w:eastAsia="ru-RU"/>
               </w:rPr>
             </w:pPr>
+            <w:r>
+              <w:rPr>
+                <w:rFonts w:eastAsia="Times New Roman" w:cstheme="minorHAnsi"/>
+                <w:bCs/>
+                <w:color w:val="222222"/>
+                <w:sz w:val="16"/>
+                <w:szCs w:val="16"/>
+                <w:bdr w:val="single" w:sz="2" w:space="0" w:color="E3E3E3" w:frame="1"/>
+                <w:lang w:eastAsia="ru-RU"/>
+              </w:rPr>
+              <w:t xml:space="preserve">API </w:t>
+            </w:r>
             <w:proofErr w:type="spellStart"/>
             <w:r>
               <w:rPr>
@@ -4394,7 +4150,7 @@
                 <w:bdr w:val="single" w:sz="2" w:space="0" w:color="E3E3E3" w:frame="1"/>
                 <w:lang w:eastAsia="ru-RU"/>
               </w:rPr>
-              <w:t>mTLS</w:t>
+              <w:t>Container</w:t>
             </w:r>
             <w:proofErr w:type="spellEnd"/>
             <w:r>
@@ -4420,7 +4176,7 @@
                 <w:bdr w:val="single" w:sz="2" w:space="0" w:color="E3E3E3" w:frame="1"/>
                 <w:lang w:eastAsia="ru-RU"/>
               </w:rPr>
-              <w:t>Handshake</w:t>
+              <w:t>exits</w:t>
             </w:r>
             <w:proofErr w:type="spellEnd"/>
             <w:r>
@@ -4446,7 +4202,7 @@
                 <w:bdr w:val="single" w:sz="2" w:space="0" w:color="E3E3E3" w:frame="1"/>
                 <w:lang w:eastAsia="ru-RU"/>
               </w:rPr>
-              <w:t>Failed</w:t>
+              <w:t>immediately</w:t>
             </w:r>
             <w:proofErr w:type="spellEnd"/>
           </w:p>
@@ -4478,30 +4234,7 @@
                 <w:bdr w:val="single" w:sz="2" w:space="0" w:color="E3E3E3" w:frame="1"/>
                 <w:lang w:val="en-US" w:eastAsia="ru-RU"/>
               </w:rPr>
-              <w:t xml:space="preserve">Invalid or expired certificates in </w:t>
-            </w:r>
-            <w:r>
-              <w:rPr>
-                <w:rFonts w:eastAsia="Times New Roman" w:cstheme="minorHAnsi"/>
-                <w:color w:val="222222"/>
-                <w:spacing w:val="-10"/>
-                <w:sz w:val="16"/>
-                <w:szCs w:val="16"/>
-                <w:bdr w:val="single" w:sz="2" w:space="0" w:color="E3E3E3" w:frame="1"/>
-                <w:lang w:val="en-US" w:eastAsia="ru-RU"/>
-              </w:rPr>
-              <w:t>security/certs/</w:t>
-            </w:r>
-            <w:r>
-              <w:rPr>
-                <w:rFonts w:eastAsia="Times New Roman" w:cstheme="minorHAnsi"/>
-                <w:color w:val="222222"/>
-                <w:sz w:val="16"/>
-                <w:szCs w:val="16"/>
-                <w:bdr w:val="single" w:sz="2" w:space="0" w:color="E3E3E3" w:frame="1"/>
-                <w:lang w:val="en-US" w:eastAsia="ru-RU"/>
-              </w:rPr>
-              <w:t>.</w:t>
+              <w:t>Missing environment variables or DB connection failure.</w:t>
             </w:r>
           </w:p>
         </w:tc>
@@ -4532,7 +4265,7 @@
                 <w:bdr w:val="single" w:sz="2" w:space="0" w:color="E3E3E3" w:frame="1"/>
                 <w:lang w:val="en-US" w:eastAsia="ru-RU"/>
               </w:rPr>
-              <w:t xml:space="preserve">Verify certificate paths in </w:t>
+              <w:t xml:space="preserve">Run </w:t>
             </w:r>
             <w:proofErr w:type="spellStart"/>
             <w:r>
@@ -4545,20 +4278,22 @@
                 <w:bdr w:val="single" w:sz="2" w:space="0" w:color="E3E3E3" w:frame="1"/>
                 <w:lang w:val="en-US" w:eastAsia="ru-RU"/>
               </w:rPr>
-              <w:t>config.yaml</w:t>
+              <w:t>docker</w:t>
             </w:r>
             <w:proofErr w:type="spellEnd"/>
             <w:r>
               <w:rPr>
                 <w:rFonts w:eastAsia="Times New Roman" w:cstheme="minorHAnsi"/>
                 <w:color w:val="222222"/>
+                <w:spacing w:val="-10"/>
                 <w:sz w:val="16"/>
                 <w:szCs w:val="16"/>
                 <w:bdr w:val="single" w:sz="2" w:space="0" w:color="E3E3E3" w:frame="1"/>
                 <w:lang w:val="en-US" w:eastAsia="ru-RU"/>
               </w:rPr>
-              <w:t xml:space="preserve">. Regenerate certs using the </w:t>
-            </w:r>
+              <w:t xml:space="preserve">-compose logs </w:t>
+            </w:r>
+            <w:proofErr w:type="spellStart"/>
             <w:r>
               <w:rPr>
                 <w:rFonts w:eastAsia="Times New Roman" w:cstheme="minorHAnsi"/>
@@ -4569,8 +4304,9 @@
                 <w:bdr w:val="single" w:sz="2" w:space="0" w:color="E3E3E3" w:frame="1"/>
                 <w:lang w:val="en-US" w:eastAsia="ru-RU"/>
               </w:rPr>
-              <w:t>security/generate_certs.sh</w:t>
-            </w:r>
+              <w:t>api</w:t>
+            </w:r>
+            <w:proofErr w:type="spellEnd"/>
             <w:r>
               <w:rPr>
                 <w:rFonts w:eastAsia="Times New Roman" w:cstheme="minorHAnsi"/>
@@ -4580,7 +4316,44 @@
                 <w:bdr w:val="single" w:sz="2" w:space="0" w:color="E3E3E3" w:frame="1"/>
                 <w:lang w:val="en-US" w:eastAsia="ru-RU"/>
               </w:rPr>
-              <w:t xml:space="preserve"> script.</w:t>
+              <w:t xml:space="preserve">. Check </w:t>
+            </w:r>
+            <w:r>
+              <w:rPr>
+                <w:rFonts w:eastAsia="Times New Roman" w:cstheme="minorHAnsi"/>
+                <w:color w:val="222222"/>
+                <w:spacing w:val="-10"/>
+                <w:sz w:val="16"/>
+                <w:szCs w:val="16"/>
+                <w:bdr w:val="single" w:sz="2" w:space="0" w:color="E3E3E3" w:frame="1"/>
+                <w:lang w:val="en-US" w:eastAsia="ru-RU"/>
+              </w:rPr>
+              <w:t>.</w:t>
+            </w:r>
+            <w:proofErr w:type="spellStart"/>
+            <w:r>
+              <w:rPr>
+                <w:rFonts w:eastAsia="Times New Roman" w:cstheme="minorHAnsi"/>
+                <w:color w:val="222222"/>
+                <w:spacing w:val="-10"/>
+                <w:sz w:val="16"/>
+                <w:szCs w:val="16"/>
+                <w:bdr w:val="single" w:sz="2" w:space="0" w:color="E3E3E3" w:frame="1"/>
+                <w:lang w:val="en-US" w:eastAsia="ru-RU"/>
+              </w:rPr>
+              <w:t>env</w:t>
+            </w:r>
+            <w:proofErr w:type="spellEnd"/>
+            <w:r>
+              <w:rPr>
+                <w:rFonts w:eastAsia="Times New Roman" w:cstheme="minorHAnsi"/>
+                <w:color w:val="222222"/>
+                <w:sz w:val="16"/>
+                <w:szCs w:val="16"/>
+                <w:bdr w:val="single" w:sz="2" w:space="0" w:color="E3E3E3" w:frame="1"/>
+                <w:lang w:val="en-US" w:eastAsia="ru-RU"/>
+              </w:rPr>
+              <w:t xml:space="preserve"> and ensure Postgres is healthy.</w:t>
             </w:r>
           </w:p>
         </w:tc>
@@ -4618,7 +4391,7 @@
                 <w:bdr w:val="single" w:sz="2" w:space="0" w:color="E3E3E3" w:frame="1"/>
                 <w:lang w:eastAsia="ru-RU"/>
               </w:rPr>
-              <w:t>Jetson</w:t>
+              <w:t>mTLS</w:t>
             </w:r>
             <w:proofErr w:type="spellEnd"/>
             <w:r>
@@ -4631,7 +4404,7 @@
                 <w:bdr w:val="single" w:sz="2" w:space="0" w:color="E3E3E3" w:frame="1"/>
                 <w:lang w:eastAsia="ru-RU"/>
               </w:rPr>
-              <w:t xml:space="preserve"> GPU </w:t>
+              <w:t xml:space="preserve"> </w:t>
             </w:r>
             <w:proofErr w:type="spellStart"/>
             <w:r>
@@ -4644,7 +4417,7 @@
                 <w:bdr w:val="single" w:sz="2" w:space="0" w:color="E3E3E3" w:frame="1"/>
                 <w:lang w:eastAsia="ru-RU"/>
               </w:rPr>
-              <w:t>not</w:t>
+              <w:t>Handshake</w:t>
             </w:r>
             <w:proofErr w:type="spellEnd"/>
             <w:r>
@@ -4670,7 +4443,7 @@
                 <w:bdr w:val="single" w:sz="2" w:space="0" w:color="E3E3E3" w:frame="1"/>
                 <w:lang w:eastAsia="ru-RU"/>
               </w:rPr>
-              <w:t>recognized</w:t>
+              <w:t>Failed</w:t>
             </w:r>
             <w:proofErr w:type="spellEnd"/>
           </w:p>
@@ -4702,7 +4475,30 @@
                 <w:bdr w:val="single" w:sz="2" w:space="0" w:color="E3E3E3" w:frame="1"/>
                 <w:lang w:val="en-US" w:eastAsia="ru-RU"/>
               </w:rPr>
-              <w:t>NVIDIA Container Toolkit not installed or Docker runtime missing.</w:t>
+              <w:t xml:space="preserve">Invalid or expired certificates in </w:t>
+            </w:r>
+            <w:r>
+              <w:rPr>
+                <w:rFonts w:eastAsia="Times New Roman" w:cstheme="minorHAnsi"/>
+                <w:color w:val="222222"/>
+                <w:spacing w:val="-10"/>
+                <w:sz w:val="16"/>
+                <w:szCs w:val="16"/>
+                <w:bdr w:val="single" w:sz="2" w:space="0" w:color="E3E3E3" w:frame="1"/>
+                <w:lang w:val="en-US" w:eastAsia="ru-RU"/>
+              </w:rPr>
+              <w:t>security/certs/</w:t>
+            </w:r>
+            <w:r>
+              <w:rPr>
+                <w:rFonts w:eastAsia="Times New Roman" w:cstheme="minorHAnsi"/>
+                <w:color w:val="222222"/>
+                <w:sz w:val="16"/>
+                <w:szCs w:val="16"/>
+                <w:bdr w:val="single" w:sz="2" w:space="0" w:color="E3E3E3" w:frame="1"/>
+                <w:lang w:val="en-US" w:eastAsia="ru-RU"/>
+              </w:rPr>
+              <w:t>.</w:t>
             </w:r>
           </w:p>
         </w:tc>
@@ -4721,7 +4517,7 @@
                 <w:color w:val="222222"/>
                 <w:sz w:val="16"/>
                 <w:szCs w:val="16"/>
-                <w:lang w:eastAsia="ru-RU"/>
+                <w:lang w:val="en-US" w:eastAsia="ru-RU"/>
               </w:rPr>
             </w:pPr>
             <w:r>
@@ -4733,7 +4529,7 @@
                 <w:bdr w:val="single" w:sz="2" w:space="0" w:color="E3E3E3" w:frame="1"/>
                 <w:lang w:val="en-US" w:eastAsia="ru-RU"/>
               </w:rPr>
-              <w:t xml:space="preserve">Run </w:t>
+              <w:t xml:space="preserve">Verify certificate paths in </w:t>
             </w:r>
             <w:proofErr w:type="spellStart"/>
             <w:r>
@@ -4746,267 +4542,42 @@
                 <w:bdr w:val="single" w:sz="2" w:space="0" w:color="E3E3E3" w:frame="1"/>
                 <w:lang w:val="en-US" w:eastAsia="ru-RU"/>
               </w:rPr>
-              <w:t>docker</w:t>
+              <w:t>config.yaml</w:t>
             </w:r>
             <w:proofErr w:type="spellEnd"/>
             <w:r>
               <w:rPr>
                 <w:rFonts w:eastAsia="Times New Roman" w:cstheme="minorHAnsi"/>
                 <w:color w:val="222222"/>
+                <w:sz w:val="16"/>
+                <w:szCs w:val="16"/>
+                <w:bdr w:val="single" w:sz="2" w:space="0" w:color="E3E3E3" w:frame="1"/>
+                <w:lang w:val="en-US" w:eastAsia="ru-RU"/>
+              </w:rPr>
+              <w:t xml:space="preserve">. Regenerate certs using the </w:t>
+            </w:r>
+            <w:r>
+              <w:rPr>
+                <w:rFonts w:eastAsia="Times New Roman" w:cstheme="minorHAnsi"/>
+                <w:color w:val="222222"/>
                 <w:spacing w:val="-10"/>
                 <w:sz w:val="16"/>
                 <w:szCs w:val="16"/>
                 <w:bdr w:val="single" w:sz="2" w:space="0" w:color="E3E3E3" w:frame="1"/>
                 <w:lang w:val="en-US" w:eastAsia="ru-RU"/>
               </w:rPr>
-              <w:t xml:space="preserve"> run --</w:t>
-            </w:r>
-            <w:proofErr w:type="spellStart"/>
-            <w:r>
-              <w:rPr>
-                <w:rFonts w:eastAsia="Times New Roman" w:cstheme="minorHAnsi"/>
-                <w:color w:val="222222"/>
-                <w:spacing w:val="-10"/>
+              <w:t>security/generate_certs.sh</w:t>
+            </w:r>
+            <w:r>
+              <w:rPr>
+                <w:rFonts w:eastAsia="Times New Roman" w:cstheme="minorHAnsi"/>
+                <w:color w:val="222222"/>
                 <w:sz w:val="16"/>
                 <w:szCs w:val="16"/>
                 <w:bdr w:val="single" w:sz="2" w:space="0" w:color="E3E3E3" w:frame="1"/>
                 <w:lang w:val="en-US" w:eastAsia="ru-RU"/>
               </w:rPr>
-              <w:t>rm</w:t>
-            </w:r>
-            <w:proofErr w:type="spellEnd"/>
-            <w:r>
-              <w:rPr>
-                <w:rFonts w:eastAsia="Times New Roman" w:cstheme="minorHAnsi"/>
-                <w:color w:val="222222"/>
-                <w:spacing w:val="-10"/>
-                <w:sz w:val="16"/>
-                <w:szCs w:val="16"/>
-                <w:bdr w:val="single" w:sz="2" w:space="0" w:color="E3E3E3" w:frame="1"/>
-                <w:lang w:val="en-US" w:eastAsia="ru-RU"/>
-              </w:rPr>
-              <w:t xml:space="preserve"> --</w:t>
-            </w:r>
-            <w:proofErr w:type="spellStart"/>
-            <w:r>
-              <w:rPr>
-                <w:rFonts w:eastAsia="Times New Roman" w:cstheme="minorHAnsi"/>
-                <w:color w:val="222222"/>
-                <w:spacing w:val="-10"/>
-                <w:sz w:val="16"/>
-                <w:szCs w:val="16"/>
-                <w:bdr w:val="single" w:sz="2" w:space="0" w:color="E3E3E3" w:frame="1"/>
-                <w:lang w:val="en-US" w:eastAsia="ru-RU"/>
-              </w:rPr>
-              <w:t>gpus</w:t>
-            </w:r>
-            <w:proofErr w:type="spellEnd"/>
-            <w:r>
-              <w:rPr>
-                <w:rFonts w:eastAsia="Times New Roman" w:cstheme="minorHAnsi"/>
-                <w:color w:val="222222"/>
-                <w:spacing w:val="-10"/>
-                <w:sz w:val="16"/>
-                <w:szCs w:val="16"/>
-                <w:bdr w:val="single" w:sz="2" w:space="0" w:color="E3E3E3" w:frame="1"/>
-                <w:lang w:val="en-US" w:eastAsia="ru-RU"/>
-              </w:rPr>
-              <w:t xml:space="preserve"> all </w:t>
-            </w:r>
-            <w:proofErr w:type="spellStart"/>
-            <w:r>
-              <w:rPr>
-                <w:rFonts w:eastAsia="Times New Roman" w:cstheme="minorHAnsi"/>
-                <w:color w:val="222222"/>
-                <w:spacing w:val="-10"/>
-                <w:sz w:val="16"/>
-                <w:szCs w:val="16"/>
-                <w:bdr w:val="single" w:sz="2" w:space="0" w:color="E3E3E3" w:frame="1"/>
-                <w:lang w:val="en-US" w:eastAsia="ru-RU"/>
-              </w:rPr>
-              <w:t>nvidia</w:t>
-            </w:r>
-            <w:proofErr w:type="spellEnd"/>
-            <w:r>
-              <w:rPr>
-                <w:rFonts w:eastAsia="Times New Roman" w:cstheme="minorHAnsi"/>
-                <w:color w:val="222222"/>
-                <w:spacing w:val="-10"/>
-                <w:sz w:val="16"/>
-                <w:szCs w:val="16"/>
-                <w:bdr w:val="single" w:sz="2" w:space="0" w:color="E3E3E3" w:frame="1"/>
-                <w:lang w:val="en-US" w:eastAsia="ru-RU"/>
-              </w:rPr>
-              <w:t xml:space="preserve">/cuda:11.8.0-base </w:t>
-            </w:r>
-            <w:proofErr w:type="spellStart"/>
-            <w:r>
-              <w:rPr>
-                <w:rFonts w:eastAsia="Times New Roman" w:cstheme="minorHAnsi"/>
-                <w:color w:val="222222"/>
-                <w:spacing w:val="-10"/>
-                <w:sz w:val="16"/>
-                <w:szCs w:val="16"/>
-                <w:bdr w:val="single" w:sz="2" w:space="0" w:color="E3E3E3" w:frame="1"/>
-                <w:lang w:val="en-US" w:eastAsia="ru-RU"/>
-              </w:rPr>
-              <w:t>nvidia-smi</w:t>
-            </w:r>
-            <w:proofErr w:type="spellEnd"/>
-            <w:r>
-              <w:rPr>
-                <w:rFonts w:eastAsia="Times New Roman" w:cstheme="minorHAnsi"/>
-                <w:color w:val="222222"/>
-                <w:sz w:val="16"/>
-                <w:szCs w:val="16"/>
-                <w:bdr w:val="single" w:sz="2" w:space="0" w:color="E3E3E3" w:frame="1"/>
-                <w:lang w:val="en-US" w:eastAsia="ru-RU"/>
-              </w:rPr>
-              <w:t xml:space="preserve">. </w:t>
-            </w:r>
-            <w:proofErr w:type="spellStart"/>
-            <w:r>
-              <w:rPr>
-                <w:rFonts w:eastAsia="Times New Roman" w:cstheme="minorHAnsi"/>
-                <w:color w:val="222222"/>
-                <w:sz w:val="16"/>
-                <w:szCs w:val="16"/>
-                <w:bdr w:val="single" w:sz="2" w:space="0" w:color="E3E3E3" w:frame="1"/>
-                <w:lang w:eastAsia="ru-RU"/>
-              </w:rPr>
-              <w:t>If</w:t>
-            </w:r>
-            <w:proofErr w:type="spellEnd"/>
-            <w:r>
-              <w:rPr>
-                <w:rFonts w:eastAsia="Times New Roman" w:cstheme="minorHAnsi"/>
-                <w:color w:val="222222"/>
-                <w:sz w:val="16"/>
-                <w:szCs w:val="16"/>
-                <w:bdr w:val="single" w:sz="2" w:space="0" w:color="E3E3E3" w:frame="1"/>
-                <w:lang w:eastAsia="ru-RU"/>
-              </w:rPr>
-              <w:t xml:space="preserve"> </w:t>
-            </w:r>
-            <w:proofErr w:type="spellStart"/>
-            <w:r>
-              <w:rPr>
-                <w:rFonts w:eastAsia="Times New Roman" w:cstheme="minorHAnsi"/>
-                <w:color w:val="222222"/>
-                <w:sz w:val="16"/>
-                <w:szCs w:val="16"/>
-                <w:bdr w:val="single" w:sz="2" w:space="0" w:color="E3E3E3" w:frame="1"/>
-                <w:lang w:eastAsia="ru-RU"/>
-              </w:rPr>
-              <w:t>it</w:t>
-            </w:r>
-            <w:proofErr w:type="spellEnd"/>
-            <w:r>
-              <w:rPr>
-                <w:rFonts w:eastAsia="Times New Roman" w:cstheme="minorHAnsi"/>
-                <w:color w:val="222222"/>
-                <w:sz w:val="16"/>
-                <w:szCs w:val="16"/>
-                <w:bdr w:val="single" w:sz="2" w:space="0" w:color="E3E3E3" w:frame="1"/>
-                <w:lang w:eastAsia="ru-RU"/>
-              </w:rPr>
-              <w:t xml:space="preserve"> </w:t>
-            </w:r>
-            <w:proofErr w:type="spellStart"/>
-            <w:r>
-              <w:rPr>
-                <w:rFonts w:eastAsia="Times New Roman" w:cstheme="minorHAnsi"/>
-                <w:color w:val="222222"/>
-                <w:sz w:val="16"/>
-                <w:szCs w:val="16"/>
-                <w:bdr w:val="single" w:sz="2" w:space="0" w:color="E3E3E3" w:frame="1"/>
-                <w:lang w:eastAsia="ru-RU"/>
-              </w:rPr>
-              <w:t>fails</w:t>
-            </w:r>
-            <w:proofErr w:type="spellEnd"/>
-            <w:r>
-              <w:rPr>
-                <w:rFonts w:eastAsia="Times New Roman" w:cstheme="minorHAnsi"/>
-                <w:color w:val="222222"/>
-                <w:sz w:val="16"/>
-                <w:szCs w:val="16"/>
-                <w:bdr w:val="single" w:sz="2" w:space="0" w:color="E3E3E3" w:frame="1"/>
-                <w:lang w:eastAsia="ru-RU"/>
-              </w:rPr>
-              <w:t xml:space="preserve">, </w:t>
-            </w:r>
-            <w:proofErr w:type="spellStart"/>
-            <w:r>
-              <w:rPr>
-                <w:rFonts w:eastAsia="Times New Roman" w:cstheme="minorHAnsi"/>
-                <w:color w:val="222222"/>
-                <w:sz w:val="16"/>
-                <w:szCs w:val="16"/>
-                <w:bdr w:val="single" w:sz="2" w:space="0" w:color="E3E3E3" w:frame="1"/>
-                <w:lang w:eastAsia="ru-RU"/>
-              </w:rPr>
-              <w:t>reinstall</w:t>
-            </w:r>
-            <w:proofErr w:type="spellEnd"/>
-            <w:r>
-              <w:rPr>
-                <w:rFonts w:eastAsia="Times New Roman" w:cstheme="minorHAnsi"/>
-                <w:color w:val="222222"/>
-                <w:sz w:val="16"/>
-                <w:szCs w:val="16"/>
-                <w:bdr w:val="single" w:sz="2" w:space="0" w:color="E3E3E3" w:frame="1"/>
-                <w:lang w:eastAsia="ru-RU"/>
-              </w:rPr>
-              <w:t xml:space="preserve"> </w:t>
-            </w:r>
-            <w:proofErr w:type="spellStart"/>
-            <w:r>
-              <w:rPr>
-                <w:rFonts w:eastAsia="Times New Roman" w:cstheme="minorHAnsi"/>
-                <w:color w:val="222222"/>
-                <w:sz w:val="16"/>
-                <w:szCs w:val="16"/>
-                <w:bdr w:val="single" w:sz="2" w:space="0" w:color="E3E3E3" w:frame="1"/>
-                <w:lang w:eastAsia="ru-RU"/>
-              </w:rPr>
-              <w:t>the</w:t>
-            </w:r>
-            <w:proofErr w:type="spellEnd"/>
-            <w:r>
-              <w:rPr>
-                <w:rFonts w:eastAsia="Times New Roman" w:cstheme="minorHAnsi"/>
-                <w:color w:val="222222"/>
-                <w:sz w:val="16"/>
-                <w:szCs w:val="16"/>
-                <w:bdr w:val="single" w:sz="2" w:space="0" w:color="E3E3E3" w:frame="1"/>
-                <w:lang w:eastAsia="ru-RU"/>
-              </w:rPr>
-              <w:t xml:space="preserve"> </w:t>
-            </w:r>
-            <w:proofErr w:type="spellStart"/>
-            <w:r>
-              <w:rPr>
-                <w:rFonts w:eastAsia="Times New Roman" w:cstheme="minorHAnsi"/>
-                <w:color w:val="222222"/>
-                <w:sz w:val="16"/>
-                <w:szCs w:val="16"/>
-                <w:bdr w:val="single" w:sz="2" w:space="0" w:color="E3E3E3" w:frame="1"/>
-                <w:lang w:eastAsia="ru-RU"/>
-              </w:rPr>
-              <w:t>toolkit</w:t>
-            </w:r>
-            <w:proofErr w:type="spellEnd"/>
-            <w:r>
-              <w:rPr>
-                <w:rFonts w:eastAsia="Times New Roman" w:cstheme="minorHAnsi"/>
-                <w:color w:val="222222"/>
-                <w:sz w:val="16"/>
-                <w:szCs w:val="16"/>
-                <w:bdr w:val="single" w:sz="2" w:space="0" w:color="E3E3E3" w:frame="1"/>
-                <w:lang w:eastAsia="ru-RU"/>
-              </w:rPr>
-              <w:t>.</w:t>
+              <w:t xml:space="preserve"> script.</w:t>
             </w:r>
           </w:p>
         </w:tc>
@@ -5044,7 +4615,7 @@
                 <w:bdr w:val="single" w:sz="2" w:space="0" w:color="E3E3E3" w:frame="1"/>
                 <w:lang w:eastAsia="ru-RU"/>
               </w:rPr>
-              <w:t>High</w:t>
+              <w:t>Jetson</w:t>
             </w:r>
             <w:proofErr w:type="spellEnd"/>
             <w:r>
@@ -5057,6 +4628,32 @@
                 <w:bdr w:val="single" w:sz="2" w:space="0" w:color="E3E3E3" w:frame="1"/>
                 <w:lang w:eastAsia="ru-RU"/>
               </w:rPr>
+              <w:t xml:space="preserve"> GPU </w:t>
+            </w:r>
+            <w:proofErr w:type="spellStart"/>
+            <w:r>
+              <w:rPr>
+                <w:rFonts w:eastAsia="Times New Roman" w:cstheme="minorHAnsi"/>
+                <w:bCs/>
+                <w:color w:val="222222"/>
+                <w:sz w:val="16"/>
+                <w:szCs w:val="16"/>
+                <w:bdr w:val="single" w:sz="2" w:space="0" w:color="E3E3E3" w:frame="1"/>
+                <w:lang w:eastAsia="ru-RU"/>
+              </w:rPr>
+              <w:t>not</w:t>
+            </w:r>
+            <w:proofErr w:type="spellEnd"/>
+            <w:r>
+              <w:rPr>
+                <w:rFonts w:eastAsia="Times New Roman" w:cstheme="minorHAnsi"/>
+                <w:bCs/>
+                <w:color w:val="222222"/>
+                <w:sz w:val="16"/>
+                <w:szCs w:val="16"/>
+                <w:bdr w:val="single" w:sz="2" w:space="0" w:color="E3E3E3" w:frame="1"/>
+                <w:lang w:eastAsia="ru-RU"/>
+              </w:rPr>
               <w:t xml:space="preserve"> </w:t>
             </w:r>
             <w:proofErr w:type="spellStart"/>
@@ -5070,59 +4667,7 @@
                 <w:bdr w:val="single" w:sz="2" w:space="0" w:color="E3E3E3" w:frame="1"/>
                 <w:lang w:eastAsia="ru-RU"/>
               </w:rPr>
-              <w:t>False</w:t>
-            </w:r>
-            <w:proofErr w:type="spellEnd"/>
-            <w:r>
-              <w:rPr>
-                <w:rFonts w:eastAsia="Times New Roman" w:cstheme="minorHAnsi"/>
-                <w:bCs/>
-                <w:color w:val="222222"/>
-                <w:sz w:val="16"/>
-                <w:szCs w:val="16"/>
-                <w:bdr w:val="single" w:sz="2" w:space="0" w:color="E3E3E3" w:frame="1"/>
-                <w:lang w:eastAsia="ru-RU"/>
-              </w:rPr>
-              <w:t xml:space="preserve"> </w:t>
-            </w:r>
-            <w:proofErr w:type="spellStart"/>
-            <w:r>
-              <w:rPr>
-                <w:rFonts w:eastAsia="Times New Roman" w:cstheme="minorHAnsi"/>
-                <w:bCs/>
-                <w:color w:val="222222"/>
-                <w:sz w:val="16"/>
-                <w:szCs w:val="16"/>
-                <w:bdr w:val="single" w:sz="2" w:space="0" w:color="E3E3E3" w:frame="1"/>
-                <w:lang w:eastAsia="ru-RU"/>
-              </w:rPr>
-              <w:t>Positive</w:t>
-            </w:r>
-            <w:proofErr w:type="spellEnd"/>
-            <w:r>
-              <w:rPr>
-                <w:rFonts w:eastAsia="Times New Roman" w:cstheme="minorHAnsi"/>
-                <w:bCs/>
-                <w:color w:val="222222"/>
-                <w:sz w:val="16"/>
-                <w:szCs w:val="16"/>
-                <w:bdr w:val="single" w:sz="2" w:space="0" w:color="E3E3E3" w:frame="1"/>
-                <w:lang w:eastAsia="ru-RU"/>
-              </w:rPr>
-              <w:t xml:space="preserve"> </w:t>
-            </w:r>
-            <w:proofErr w:type="spellStart"/>
-            <w:r>
-              <w:rPr>
-                <w:rFonts w:eastAsia="Times New Roman" w:cstheme="minorHAnsi"/>
-                <w:bCs/>
-                <w:color w:val="222222"/>
-                <w:sz w:val="16"/>
-                <w:szCs w:val="16"/>
-                <w:bdr w:val="single" w:sz="2" w:space="0" w:color="E3E3E3" w:frame="1"/>
-                <w:lang w:eastAsia="ru-RU"/>
-              </w:rPr>
-              <w:t>Rate</w:t>
+              <w:t>recognized</w:t>
             </w:r>
             <w:proofErr w:type="spellEnd"/>
           </w:p>
@@ -5154,32 +4699,7 @@
                 <w:bdr w:val="single" w:sz="2" w:space="0" w:color="E3E3E3" w:frame="1"/>
                 <w:lang w:val="en-US" w:eastAsia="ru-RU"/>
               </w:rPr>
-              <w:t xml:space="preserve">Sensor thresholds in </w:t>
-            </w:r>
-            <w:proofErr w:type="spellStart"/>
-            <w:r>
-              <w:rPr>
-                <w:rFonts w:eastAsia="Times New Roman" w:cstheme="minorHAnsi"/>
-                <w:color w:val="222222"/>
-                <w:spacing w:val="-10"/>
-                <w:sz w:val="16"/>
-                <w:szCs w:val="16"/>
-                <w:bdr w:val="single" w:sz="2" w:space="0" w:color="E3E3E3" w:frame="1"/>
-                <w:lang w:val="en-US" w:eastAsia="ru-RU"/>
-              </w:rPr>
-              <w:t>config.yaml</w:t>
-            </w:r>
-            <w:proofErr w:type="spellEnd"/>
-            <w:r>
-              <w:rPr>
-                <w:rFonts w:eastAsia="Times New Roman" w:cstheme="minorHAnsi"/>
-                <w:color w:val="222222"/>
-                <w:sz w:val="16"/>
-                <w:szCs w:val="16"/>
-                <w:bdr w:val="single" w:sz="2" w:space="0" w:color="E3E3E3" w:frame="1"/>
-                <w:lang w:val="en-US" w:eastAsia="ru-RU"/>
-              </w:rPr>
-              <w:t xml:space="preserve"> are too tight for the environment.</w:t>
+              <w:t>NVIDIA Container Toolkit not installed or Docker runtime missing.</w:t>
             </w:r>
           </w:p>
         </w:tc>
@@ -5198,20 +4718,34 @@
                 <w:color w:val="222222"/>
                 <w:sz w:val="16"/>
                 <w:szCs w:val="16"/>
+                <w:lang w:eastAsia="ru-RU"/>
+              </w:rPr>
+            </w:pPr>
+            <w:r>
+              <w:rPr>
+                <w:rFonts w:eastAsia="Times New Roman" w:cstheme="minorHAnsi"/>
+                <w:color w:val="222222"/>
+                <w:sz w:val="16"/>
+                <w:szCs w:val="16"/>
+                <w:bdr w:val="single" w:sz="2" w:space="0" w:color="E3E3E3" w:frame="1"/>
                 <w:lang w:val="en-US" w:eastAsia="ru-RU"/>
               </w:rPr>
-            </w:pPr>
-            <w:r>
-              <w:rPr>
-                <w:rFonts w:eastAsia="Times New Roman" w:cstheme="minorHAnsi"/>
-                <w:color w:val="222222"/>
+              <w:t xml:space="preserve">Run </w:t>
+            </w:r>
+            <w:proofErr w:type="spellStart"/>
+            <w:r>
+              <w:rPr>
+                <w:rFonts w:eastAsia="Times New Roman" w:cstheme="minorHAnsi"/>
+                <w:color w:val="222222"/>
+                <w:spacing w:val="-10"/>
                 <w:sz w:val="16"/>
                 <w:szCs w:val="16"/>
                 <w:bdr w:val="single" w:sz="2" w:space="0" w:color="E3E3E3" w:frame="1"/>
                 <w:lang w:val="en-US" w:eastAsia="ru-RU"/>
               </w:rPr>
-              <w:t xml:space="preserve">Adjust the </w:t>
-            </w:r>
+              <w:t>docker</w:t>
+            </w:r>
+            <w:proofErr w:type="spellEnd"/>
             <w:r>
               <w:rPr>
                 <w:rFonts w:eastAsia="Times New Roman" w:cstheme="minorHAnsi"/>
@@ -5222,18 +4756,33 @@
                 <w:bdr w:val="single" w:sz="2" w:space="0" w:color="E3E3E3" w:frame="1"/>
                 <w:lang w:val="en-US" w:eastAsia="ru-RU"/>
               </w:rPr>
-              <w:t>thresholds</w:t>
-            </w:r>
-            <w:r>
-              <w:rPr>
-                <w:rFonts w:eastAsia="Times New Roman" w:cstheme="minorHAnsi"/>
-                <w:color w:val="222222"/>
+              <w:t xml:space="preserve"> run --</w:t>
+            </w:r>
+            <w:proofErr w:type="spellStart"/>
+            <w:r>
+              <w:rPr>
+                <w:rFonts w:eastAsia="Times New Roman" w:cstheme="minorHAnsi"/>
+                <w:color w:val="222222"/>
+                <w:spacing w:val="-10"/>
                 <w:sz w:val="16"/>
                 <w:szCs w:val="16"/>
                 <w:bdr w:val="single" w:sz="2" w:space="0" w:color="E3E3E3" w:frame="1"/>
                 <w:lang w:val="en-US" w:eastAsia="ru-RU"/>
               </w:rPr>
-              <w:t xml:space="preserve"> section in </w:t>
+              <w:t>rm</w:t>
+            </w:r>
+            <w:proofErr w:type="spellEnd"/>
+            <w:r>
+              <w:rPr>
+                <w:rFonts w:eastAsia="Times New Roman" w:cstheme="minorHAnsi"/>
+                <w:color w:val="222222"/>
+                <w:spacing w:val="-10"/>
+                <w:sz w:val="16"/>
+                <w:szCs w:val="16"/>
+                <w:bdr w:val="single" w:sz="2" w:space="0" w:color="E3E3E3" w:frame="1"/>
+                <w:lang w:val="en-US" w:eastAsia="ru-RU"/>
+              </w:rPr>
+              <w:t xml:space="preserve"> --</w:t>
             </w:r>
             <w:proofErr w:type="spellStart"/>
             <w:r>
@@ -5246,19 +4795,215 @@
                 <w:bdr w:val="single" w:sz="2" w:space="0" w:color="E3E3E3" w:frame="1"/>
                 <w:lang w:val="en-US" w:eastAsia="ru-RU"/>
               </w:rPr>
-              <w:t>config.yaml</w:t>
+              <w:t>gpus</w:t>
             </w:r>
             <w:proofErr w:type="spellEnd"/>
             <w:r>
               <w:rPr>
                 <w:rFonts w:eastAsia="Times New Roman" w:cstheme="minorHAnsi"/>
                 <w:color w:val="222222"/>
+                <w:spacing w:val="-10"/>
                 <w:sz w:val="16"/>
                 <w:szCs w:val="16"/>
                 <w:bdr w:val="single" w:sz="2" w:space="0" w:color="E3E3E3" w:frame="1"/>
                 <w:lang w:val="en-US" w:eastAsia="ru-RU"/>
               </w:rPr>
-              <w:t xml:space="preserve"> and restart the edge container.</w:t>
+              <w:t xml:space="preserve"> all </w:t>
+            </w:r>
+            <w:proofErr w:type="spellStart"/>
+            <w:r>
+              <w:rPr>
+                <w:rFonts w:eastAsia="Times New Roman" w:cstheme="minorHAnsi"/>
+                <w:color w:val="222222"/>
+                <w:spacing w:val="-10"/>
+                <w:sz w:val="16"/>
+                <w:szCs w:val="16"/>
+                <w:bdr w:val="single" w:sz="2" w:space="0" w:color="E3E3E3" w:frame="1"/>
+                <w:lang w:val="en-US" w:eastAsia="ru-RU"/>
+              </w:rPr>
+              <w:t>nvidia</w:t>
+            </w:r>
+            <w:proofErr w:type="spellEnd"/>
+            <w:r>
+              <w:rPr>
+                <w:rFonts w:eastAsia="Times New Roman" w:cstheme="minorHAnsi"/>
+                <w:color w:val="222222"/>
+                <w:spacing w:val="-10"/>
+                <w:sz w:val="16"/>
+                <w:szCs w:val="16"/>
+                <w:bdr w:val="single" w:sz="2" w:space="0" w:color="E3E3E3" w:frame="1"/>
+                <w:lang w:val="en-US" w:eastAsia="ru-RU"/>
+              </w:rPr>
+              <w:t xml:space="preserve">/cuda:11.8.0-base </w:t>
+            </w:r>
+            <w:proofErr w:type="spellStart"/>
+            <w:r>
+              <w:rPr>
+                <w:rFonts w:eastAsia="Times New Roman" w:cstheme="minorHAnsi"/>
+                <w:color w:val="222222"/>
+                <w:spacing w:val="-10"/>
+                <w:sz w:val="16"/>
+                <w:szCs w:val="16"/>
+                <w:bdr w:val="single" w:sz="2" w:space="0" w:color="E3E3E3" w:frame="1"/>
+                <w:lang w:val="en-US" w:eastAsia="ru-RU"/>
+              </w:rPr>
+              <w:t>nvidia-smi</w:t>
+            </w:r>
+            <w:proofErr w:type="spellEnd"/>
+            <w:r>
+              <w:rPr>
+                <w:rFonts w:eastAsia="Times New Roman" w:cstheme="minorHAnsi"/>
+                <w:color w:val="222222"/>
+                <w:sz w:val="16"/>
+                <w:szCs w:val="16"/>
+                <w:bdr w:val="single" w:sz="2" w:space="0" w:color="E3E3E3" w:frame="1"/>
+                <w:lang w:val="en-US" w:eastAsia="ru-RU"/>
+              </w:rPr>
+              <w:t xml:space="preserve">. </w:t>
+            </w:r>
+            <w:proofErr w:type="spellStart"/>
+            <w:r>
+              <w:rPr>
+                <w:rFonts w:eastAsia="Times New Roman" w:cstheme="minorHAnsi"/>
+                <w:color w:val="222222"/>
+                <w:sz w:val="16"/>
+                <w:szCs w:val="16"/>
+                <w:bdr w:val="single" w:sz="2" w:space="0" w:color="E3E3E3" w:frame="1"/>
+                <w:lang w:eastAsia="ru-RU"/>
+              </w:rPr>
+              <w:t>If</w:t>
+            </w:r>
+            <w:proofErr w:type="spellEnd"/>
+            <w:r>
+              <w:rPr>
+                <w:rFonts w:eastAsia="Times New Roman" w:cstheme="minorHAnsi"/>
+                <w:color w:val="222222"/>
+                <w:sz w:val="16"/>
+                <w:szCs w:val="16"/>
+                <w:bdr w:val="single" w:sz="2" w:space="0" w:color="E3E3E3" w:frame="1"/>
+                <w:lang w:eastAsia="ru-RU"/>
+              </w:rPr>
+              <w:t xml:space="preserve"> </w:t>
+            </w:r>
+            <w:proofErr w:type="spellStart"/>
+            <w:r>
+              <w:rPr>
+                <w:rFonts w:eastAsia="Times New Roman" w:cstheme="minorHAnsi"/>
+                <w:color w:val="222222"/>
+                <w:sz w:val="16"/>
+                <w:szCs w:val="16"/>
+                <w:bdr w:val="single" w:sz="2" w:space="0" w:color="E3E3E3" w:frame="1"/>
+                <w:lang w:eastAsia="ru-RU"/>
+              </w:rPr>
+              <w:t>it</w:t>
+            </w:r>
+            <w:proofErr w:type="spellEnd"/>
+            <w:r>
+              <w:rPr>
+                <w:rFonts w:eastAsia="Times New Roman" w:cstheme="minorHAnsi"/>
+                <w:color w:val="222222"/>
+                <w:sz w:val="16"/>
+                <w:szCs w:val="16"/>
+                <w:bdr w:val="single" w:sz="2" w:space="0" w:color="E3E3E3" w:frame="1"/>
+                <w:lang w:eastAsia="ru-RU"/>
+              </w:rPr>
+              <w:t xml:space="preserve"> </w:t>
+            </w:r>
+            <w:proofErr w:type="spellStart"/>
+            <w:r>
+              <w:rPr>
+                <w:rFonts w:eastAsia="Times New Roman" w:cstheme="minorHAnsi"/>
+                <w:color w:val="222222"/>
+                <w:sz w:val="16"/>
+                <w:szCs w:val="16"/>
+                <w:bdr w:val="single" w:sz="2" w:space="0" w:color="E3E3E3" w:frame="1"/>
+                <w:lang w:eastAsia="ru-RU"/>
+              </w:rPr>
+              <w:t>fails</w:t>
+            </w:r>
+            <w:proofErr w:type="spellEnd"/>
+            <w:r>
+              <w:rPr>
+                <w:rFonts w:eastAsia="Times New Roman" w:cstheme="minorHAnsi"/>
+                <w:color w:val="222222"/>
+                <w:sz w:val="16"/>
+                <w:szCs w:val="16"/>
+                <w:bdr w:val="single" w:sz="2" w:space="0" w:color="E3E3E3" w:frame="1"/>
+                <w:lang w:eastAsia="ru-RU"/>
+              </w:rPr>
+              <w:t xml:space="preserve">, </w:t>
+            </w:r>
+            <w:proofErr w:type="spellStart"/>
+            <w:r>
+              <w:rPr>
+                <w:rFonts w:eastAsia="Times New Roman" w:cstheme="minorHAnsi"/>
+                <w:color w:val="222222"/>
+                <w:sz w:val="16"/>
+                <w:szCs w:val="16"/>
+                <w:bdr w:val="single" w:sz="2" w:space="0" w:color="E3E3E3" w:frame="1"/>
+                <w:lang w:eastAsia="ru-RU"/>
+              </w:rPr>
+              <w:t>reinstall</w:t>
+            </w:r>
+            <w:proofErr w:type="spellEnd"/>
+            <w:r>
+              <w:rPr>
+                <w:rFonts w:eastAsia="Times New Roman" w:cstheme="minorHAnsi"/>
+                <w:color w:val="222222"/>
+                <w:sz w:val="16"/>
+                <w:szCs w:val="16"/>
+                <w:bdr w:val="single" w:sz="2" w:space="0" w:color="E3E3E3" w:frame="1"/>
+                <w:lang w:eastAsia="ru-RU"/>
+              </w:rPr>
+              <w:t xml:space="preserve"> </w:t>
+            </w:r>
+            <w:proofErr w:type="spellStart"/>
+            <w:r>
+              <w:rPr>
+                <w:rFonts w:eastAsia="Times New Roman" w:cstheme="minorHAnsi"/>
+                <w:color w:val="222222"/>
+                <w:sz w:val="16"/>
+                <w:szCs w:val="16"/>
+                <w:bdr w:val="single" w:sz="2" w:space="0" w:color="E3E3E3" w:frame="1"/>
+                <w:lang w:eastAsia="ru-RU"/>
+              </w:rPr>
+              <w:t>the</w:t>
+            </w:r>
+            <w:proofErr w:type="spellEnd"/>
+            <w:r>
+              <w:rPr>
+                <w:rFonts w:eastAsia="Times New Roman" w:cstheme="minorHAnsi"/>
+                <w:color w:val="222222"/>
+                <w:sz w:val="16"/>
+                <w:szCs w:val="16"/>
+                <w:bdr w:val="single" w:sz="2" w:space="0" w:color="E3E3E3" w:frame="1"/>
+                <w:lang w:eastAsia="ru-RU"/>
+              </w:rPr>
+              <w:t xml:space="preserve"> </w:t>
+            </w:r>
+            <w:proofErr w:type="spellStart"/>
+            <w:r>
+              <w:rPr>
+                <w:rFonts w:eastAsia="Times New Roman" w:cstheme="minorHAnsi"/>
+                <w:color w:val="222222"/>
+                <w:sz w:val="16"/>
+                <w:szCs w:val="16"/>
+                <w:bdr w:val="single" w:sz="2" w:space="0" w:color="E3E3E3" w:frame="1"/>
+                <w:lang w:eastAsia="ru-RU"/>
+              </w:rPr>
+              <w:t>toolkit</w:t>
+            </w:r>
+            <w:proofErr w:type="spellEnd"/>
+            <w:r>
+              <w:rPr>
+                <w:rFonts w:eastAsia="Times New Roman" w:cstheme="minorHAnsi"/>
+                <w:color w:val="222222"/>
+                <w:sz w:val="16"/>
+                <w:szCs w:val="16"/>
+                <w:bdr w:val="single" w:sz="2" w:space="0" w:color="E3E3E3" w:frame="1"/>
+                <w:lang w:eastAsia="ru-RU"/>
+              </w:rPr>
+              <w:t>.</w:t>
             </w:r>
           </w:p>
         </w:tc>
@@ -5296,6 +5041,258 @@
                 <w:bdr w:val="single" w:sz="2" w:space="0" w:color="E3E3E3" w:frame="1"/>
                 <w:lang w:eastAsia="ru-RU"/>
               </w:rPr>
+              <w:t>High</w:t>
+            </w:r>
+            <w:proofErr w:type="spellEnd"/>
+            <w:r>
+              <w:rPr>
+                <w:rFonts w:eastAsia="Times New Roman" w:cstheme="minorHAnsi"/>
+                <w:bCs/>
+                <w:color w:val="222222"/>
+                <w:sz w:val="16"/>
+                <w:szCs w:val="16"/>
+                <w:bdr w:val="single" w:sz="2" w:space="0" w:color="E3E3E3" w:frame="1"/>
+                <w:lang w:eastAsia="ru-RU"/>
+              </w:rPr>
+              <w:t xml:space="preserve"> </w:t>
+            </w:r>
+            <w:proofErr w:type="spellStart"/>
+            <w:r>
+              <w:rPr>
+                <w:rFonts w:eastAsia="Times New Roman" w:cstheme="minorHAnsi"/>
+                <w:bCs/>
+                <w:color w:val="222222"/>
+                <w:sz w:val="16"/>
+                <w:szCs w:val="16"/>
+                <w:bdr w:val="single" w:sz="2" w:space="0" w:color="E3E3E3" w:frame="1"/>
+                <w:lang w:eastAsia="ru-RU"/>
+              </w:rPr>
+              <w:t>False</w:t>
+            </w:r>
+            <w:proofErr w:type="spellEnd"/>
+            <w:r>
+              <w:rPr>
+                <w:rFonts w:eastAsia="Times New Roman" w:cstheme="minorHAnsi"/>
+                <w:bCs/>
+                <w:color w:val="222222"/>
+                <w:sz w:val="16"/>
+                <w:szCs w:val="16"/>
+                <w:bdr w:val="single" w:sz="2" w:space="0" w:color="E3E3E3" w:frame="1"/>
+                <w:lang w:eastAsia="ru-RU"/>
+              </w:rPr>
+              <w:t xml:space="preserve"> </w:t>
+            </w:r>
+            <w:proofErr w:type="spellStart"/>
+            <w:r>
+              <w:rPr>
+                <w:rFonts w:eastAsia="Times New Roman" w:cstheme="minorHAnsi"/>
+                <w:bCs/>
+                <w:color w:val="222222"/>
+                <w:sz w:val="16"/>
+                <w:szCs w:val="16"/>
+                <w:bdr w:val="single" w:sz="2" w:space="0" w:color="E3E3E3" w:frame="1"/>
+                <w:lang w:eastAsia="ru-RU"/>
+              </w:rPr>
+              <w:t>Positive</w:t>
+            </w:r>
+            <w:proofErr w:type="spellEnd"/>
+            <w:r>
+              <w:rPr>
+                <w:rFonts w:eastAsia="Times New Roman" w:cstheme="minorHAnsi"/>
+                <w:bCs/>
+                <w:color w:val="222222"/>
+                <w:sz w:val="16"/>
+                <w:szCs w:val="16"/>
+                <w:bdr w:val="single" w:sz="2" w:space="0" w:color="E3E3E3" w:frame="1"/>
+                <w:lang w:eastAsia="ru-RU"/>
+              </w:rPr>
+              <w:t xml:space="preserve"> </w:t>
+            </w:r>
+            <w:proofErr w:type="spellStart"/>
+            <w:r>
+              <w:rPr>
+                <w:rFonts w:eastAsia="Times New Roman" w:cstheme="minorHAnsi"/>
+                <w:bCs/>
+                <w:color w:val="222222"/>
+                <w:sz w:val="16"/>
+                <w:szCs w:val="16"/>
+                <w:bdr w:val="single" w:sz="2" w:space="0" w:color="E3E3E3" w:frame="1"/>
+                <w:lang w:eastAsia="ru-RU"/>
+              </w:rPr>
+              <w:t>Rate</w:t>
+            </w:r>
+            <w:proofErr w:type="spellEnd"/>
+          </w:p>
+        </w:tc>
+        <w:tc>
+          <w:tcPr>
+            <w:tcW w:w="0" w:type="auto"/>
+            <w:shd w:val="clear" w:color="auto" w:fill="FFFFFF"/>
+            <w:vAlign w:val="center"/>
+            <w:hideMark/>
+          </w:tcPr>
+          <w:p>
+            <w:pPr>
+              <w:spacing w:after="0" w:line="240" w:lineRule="auto"/>
+              <w:rPr>
+                <w:rFonts w:eastAsia="Times New Roman" w:cstheme="minorHAnsi"/>
+                <w:color w:val="222222"/>
+                <w:sz w:val="16"/>
+                <w:szCs w:val="16"/>
+                <w:lang w:val="en-US" w:eastAsia="ru-RU"/>
+              </w:rPr>
+            </w:pPr>
+            <w:r>
+              <w:rPr>
+                <w:rFonts w:eastAsia="Times New Roman" w:cstheme="minorHAnsi"/>
+                <w:color w:val="222222"/>
+                <w:sz w:val="16"/>
+                <w:szCs w:val="16"/>
+                <w:bdr w:val="single" w:sz="2" w:space="0" w:color="E3E3E3" w:frame="1"/>
+                <w:lang w:val="en-US" w:eastAsia="ru-RU"/>
+              </w:rPr>
+              <w:t xml:space="preserve">Sensor thresholds in </w:t>
+            </w:r>
+            <w:proofErr w:type="spellStart"/>
+            <w:r>
+              <w:rPr>
+                <w:rFonts w:eastAsia="Times New Roman" w:cstheme="minorHAnsi"/>
+                <w:color w:val="222222"/>
+                <w:spacing w:val="-10"/>
+                <w:sz w:val="16"/>
+                <w:szCs w:val="16"/>
+                <w:bdr w:val="single" w:sz="2" w:space="0" w:color="E3E3E3" w:frame="1"/>
+                <w:lang w:val="en-US" w:eastAsia="ru-RU"/>
+              </w:rPr>
+              <w:t>config.yaml</w:t>
+            </w:r>
+            <w:proofErr w:type="spellEnd"/>
+            <w:r>
+              <w:rPr>
+                <w:rFonts w:eastAsia="Times New Roman" w:cstheme="minorHAnsi"/>
+                <w:color w:val="222222"/>
+                <w:sz w:val="16"/>
+                <w:szCs w:val="16"/>
+                <w:bdr w:val="single" w:sz="2" w:space="0" w:color="E3E3E3" w:frame="1"/>
+                <w:lang w:val="en-US" w:eastAsia="ru-RU"/>
+              </w:rPr>
+              <w:t xml:space="preserve"> are too tight for the environment.</w:t>
+            </w:r>
+          </w:p>
+        </w:tc>
+        <w:tc>
+          <w:tcPr>
+            <w:tcW w:w="0" w:type="auto"/>
+            <w:shd w:val="clear" w:color="auto" w:fill="FFFFFF"/>
+            <w:vAlign w:val="center"/>
+            <w:hideMark/>
+          </w:tcPr>
+          <w:p>
+            <w:pPr>
+              <w:spacing w:after="0" w:line="240" w:lineRule="auto"/>
+              <w:rPr>
+                <w:rFonts w:eastAsia="Times New Roman" w:cstheme="minorHAnsi"/>
+                <w:color w:val="222222"/>
+                <w:sz w:val="16"/>
+                <w:szCs w:val="16"/>
+                <w:lang w:val="en-US" w:eastAsia="ru-RU"/>
+              </w:rPr>
+            </w:pPr>
+            <w:r>
+              <w:rPr>
+                <w:rFonts w:eastAsia="Times New Roman" w:cstheme="minorHAnsi"/>
+                <w:color w:val="222222"/>
+                <w:sz w:val="16"/>
+                <w:szCs w:val="16"/>
+                <w:bdr w:val="single" w:sz="2" w:space="0" w:color="E3E3E3" w:frame="1"/>
+                <w:lang w:val="en-US" w:eastAsia="ru-RU"/>
+              </w:rPr>
+              <w:t xml:space="preserve">Adjust the </w:t>
+            </w:r>
+            <w:r>
+              <w:rPr>
+                <w:rFonts w:eastAsia="Times New Roman" w:cstheme="minorHAnsi"/>
+                <w:color w:val="222222"/>
+                <w:spacing w:val="-10"/>
+                <w:sz w:val="16"/>
+                <w:szCs w:val="16"/>
+                <w:bdr w:val="single" w:sz="2" w:space="0" w:color="E3E3E3" w:frame="1"/>
+                <w:lang w:val="en-US" w:eastAsia="ru-RU"/>
+              </w:rPr>
+              <w:t>thresholds</w:t>
+            </w:r>
+            <w:r>
+              <w:rPr>
+                <w:rFonts w:eastAsia="Times New Roman" w:cstheme="minorHAnsi"/>
+                <w:color w:val="222222"/>
+                <w:sz w:val="16"/>
+                <w:szCs w:val="16"/>
+                <w:bdr w:val="single" w:sz="2" w:space="0" w:color="E3E3E3" w:frame="1"/>
+                <w:lang w:val="en-US" w:eastAsia="ru-RU"/>
+              </w:rPr>
+              <w:t xml:space="preserve"> section in </w:t>
+            </w:r>
+            <w:proofErr w:type="spellStart"/>
+            <w:r>
+              <w:rPr>
+                <w:rFonts w:eastAsia="Times New Roman" w:cstheme="minorHAnsi"/>
+                <w:color w:val="222222"/>
+                <w:spacing w:val="-10"/>
+                <w:sz w:val="16"/>
+                <w:szCs w:val="16"/>
+                <w:bdr w:val="single" w:sz="2" w:space="0" w:color="E3E3E3" w:frame="1"/>
+                <w:lang w:val="en-US" w:eastAsia="ru-RU"/>
+              </w:rPr>
+              <w:t>config.yaml</w:t>
+            </w:r>
+            <w:proofErr w:type="spellEnd"/>
+            <w:r>
+              <w:rPr>
+                <w:rFonts w:eastAsia="Times New Roman" w:cstheme="minorHAnsi"/>
+                <w:color w:val="222222"/>
+                <w:sz w:val="16"/>
+                <w:szCs w:val="16"/>
+                <w:bdr w:val="single" w:sz="2" w:space="0" w:color="E3E3E3" w:frame="1"/>
+                <w:lang w:val="en-US" w:eastAsia="ru-RU"/>
+              </w:rPr>
+              <w:t xml:space="preserve"> and restart the edge container.</w:t>
+            </w:r>
+          </w:p>
+        </w:tc>
+      </w:tr>
+      <w:tr>
+        <w:trPr>
+          <w:tblCellSpacing w:w="15" w:type="dxa"/>
+        </w:trPr>
+        <w:tc>
+          <w:tcPr>
+            <w:tcW w:w="0" w:type="auto"/>
+            <w:shd w:val="clear" w:color="auto" w:fill="FFFFFF"/>
+            <w:vAlign w:val="center"/>
+            <w:hideMark/>
+          </w:tcPr>
+          <w:p>
+            <w:pPr>
+              <w:spacing w:after="0" w:line="240" w:lineRule="auto"/>
+              <w:rPr>
+                <w:rFonts w:eastAsia="Times New Roman" w:cstheme="minorHAnsi"/>
+                <w:color w:val="222222"/>
+                <w:sz w:val="16"/>
+                <w:szCs w:val="16"/>
+                <w:lang w:eastAsia="ru-RU"/>
+              </w:rPr>
+            </w:pPr>
+            <w:proofErr w:type="spellStart"/>
+            <w:r>
+              <w:rPr>
+                <w:rFonts w:eastAsia="Times New Roman" w:cstheme="minorHAnsi"/>
+                <w:bCs/>
+                <w:color w:val="222222"/>
+                <w:sz w:val="16"/>
+                <w:szCs w:val="16"/>
+                <w:bdr w:val="single" w:sz="2" w:space="0" w:color="E3E3E3" w:frame="1"/>
+                <w:lang w:eastAsia="ru-RU"/>
+              </w:rPr>
               <w:t>Grafana</w:t>
             </w:r>
             <w:proofErr w:type="spellEnd"/>
@@ -5690,6 +5687,7 @@
         <w:docPartUnique/>
       </w:docPartObj>
     </w:sdtPr>
+    <w:sdtEndPr/>
     <w:sdtContent>
       <w:p>
         <w:pPr>
@@ -5709,7 +5707,7 @@
           <w:rPr>
             <w:noProof/>
           </w:rPr>
-          <w:t>5</w:t>
+          <w:t>3</w:t>
         </w:r>
         <w:r>
           <w:fldChar w:fldCharType="end"/>

--- a/docs/instructions/Installation_Configuration_Quick_Start_Guide.docx
+++ b/docs/instructions/Installation_Configuration_Quick_Start_Guide.docx
@@ -61,7 +61,21 @@
           <w:i/>
           <w:lang w:val="en-US"/>
         </w:rPr>
-        <w:t>Date: September 2026</w:t>
+        <w:t xml:space="preserve">Date: </w:t>
+      </w:r>
+      <w:r>
+        <w:rPr>
+          <w:i/>
+          <w:lang w:val="en-US"/>
+        </w:rPr>
+        <w:t>October</w:t>
+      </w:r>
+      <w:r>
+        <w:rPr>
+          <w:i/>
+          <w:lang w:val="en-US"/>
+        </w:rPr>
+        <w:t xml:space="preserve"> 2026</w:t>
       </w:r>
     </w:p>
     <w:p>
@@ -151,14 +165,26 @@
         </w:rPr>
         <w:t xml:space="preserve"> Local Development / Cloud API</w:t>
       </w:r>
-    </w:p>
-    <w:p>
-      <w:pPr>
-        <w:jc w:val="both"/>
-        <w:rPr>
-          <w:lang w:val="en-US"/>
-        </w:rPr>
-      </w:pPr>
+      <w:r>
+        <w:rPr>
+          <w:lang w:val="en-US"/>
+        </w:rPr>
+        <w:t>:</w:t>
+      </w:r>
+    </w:p>
+    <w:p>
+      <w:pPr>
+        <w:jc w:val="both"/>
+        <w:rPr>
+          <w:lang w:val="en-US"/>
+        </w:rPr>
+      </w:pPr>
+      <w:r>
+        <w:rPr>
+          <w:lang w:val="en-US"/>
+        </w:rPr>
+        <w:t xml:space="preserve">- </w:t>
+      </w:r>
       <w:r>
         <w:rPr>
           <w:lang w:val="en-US"/>
@@ -177,44 +203,80 @@
         <w:rPr>
           <w:lang w:val="en-US"/>
         </w:rPr>
-        <w:t xml:space="preserve"> 13+, or Windows 11 (WSL2).</w:t>
-      </w:r>
-    </w:p>
-    <w:p>
-      <w:pPr>
-        <w:jc w:val="both"/>
-        <w:rPr>
-          <w:lang w:val="en-US"/>
-        </w:rPr>
-      </w:pPr>
-      <w:r>
-        <w:rPr>
-          <w:lang w:val="en-US"/>
-        </w:rPr>
-        <w:t>Runtime: Docker Engine 24.0+ and Docker Compose v2.20+.</w:t>
-      </w:r>
-    </w:p>
-    <w:p>
-      <w:pPr>
-        <w:jc w:val="both"/>
-        <w:rPr>
-          <w:lang w:val="en-US"/>
-        </w:rPr>
-      </w:pPr>
-      <w:r>
-        <w:rPr>
-          <w:lang w:val="en-US"/>
-        </w:rPr>
-        <w:t>Python: Python 3.11+ (for running local scripts and tests).</w:t>
-      </w:r>
-    </w:p>
-    <w:p>
-      <w:pPr>
-        <w:jc w:val="both"/>
-        <w:rPr>
-          <w:lang w:val="en-US"/>
-        </w:rPr>
-      </w:pPr>
+        <w:t xml:space="preserve"> 13+, or Windows 11 (WSL2)</w:t>
+      </w:r>
+      <w:r>
+        <w:rPr>
+          <w:lang w:val="en-US"/>
+        </w:rPr>
+        <w:t>;</w:t>
+      </w:r>
+    </w:p>
+    <w:p>
+      <w:pPr>
+        <w:jc w:val="both"/>
+        <w:rPr>
+          <w:lang w:val="en-US"/>
+        </w:rPr>
+      </w:pPr>
+      <w:r>
+        <w:rPr>
+          <w:lang w:val="en-US"/>
+        </w:rPr>
+        <w:t xml:space="preserve">- </w:t>
+      </w:r>
+      <w:r>
+        <w:rPr>
+          <w:lang w:val="en-US"/>
+        </w:rPr>
+        <w:t>Runtime: Docker Engine 24.0+ and Docker Compose v2.20+</w:t>
+      </w:r>
+      <w:r>
+        <w:rPr>
+          <w:lang w:val="en-US"/>
+        </w:rPr>
+        <w:t>;</w:t>
+      </w:r>
+    </w:p>
+    <w:p>
+      <w:pPr>
+        <w:jc w:val="both"/>
+        <w:rPr>
+          <w:lang w:val="en-US"/>
+        </w:rPr>
+      </w:pPr>
+      <w:r>
+        <w:rPr>
+          <w:lang w:val="en-US"/>
+        </w:rPr>
+        <w:t xml:space="preserve">- </w:t>
+      </w:r>
+      <w:r>
+        <w:rPr>
+          <w:lang w:val="en-US"/>
+        </w:rPr>
+        <w:t>Python: Python 3.11+ (for running local scripts and tests)</w:t>
+      </w:r>
+      <w:r>
+        <w:rPr>
+          <w:lang w:val="en-US"/>
+        </w:rPr>
+        <w:t>;</w:t>
+      </w:r>
+    </w:p>
+    <w:p>
+      <w:pPr>
+        <w:jc w:val="both"/>
+        <w:rPr>
+          <w:lang w:val="en-US"/>
+        </w:rPr>
+      </w:pPr>
+      <w:r>
+        <w:rPr>
+          <w:lang w:val="en-US"/>
+        </w:rPr>
+        <w:t xml:space="preserve">- </w:t>
+      </w:r>
       <w:r>
         <w:rPr>
           <w:lang w:val="en-US"/>
@@ -275,14 +337,26 @@
         </w:rPr>
         <w:t xml:space="preserve"> AI Cloud / Kubernetes)</w:t>
       </w:r>
-    </w:p>
-    <w:p>
-      <w:pPr>
-        <w:jc w:val="both"/>
-        <w:rPr>
-          <w:lang w:val="en-US"/>
-        </w:rPr>
-      </w:pPr>
+      <w:r>
+        <w:rPr>
+          <w:lang w:val="en-US"/>
+        </w:rPr>
+        <w:t>:</w:t>
+      </w:r>
+    </w:p>
+    <w:p>
+      <w:pPr>
+        <w:jc w:val="both"/>
+        <w:rPr>
+          <w:lang w:val="en-US"/>
+        </w:rPr>
+      </w:pPr>
+      <w:r>
+        <w:rPr>
+          <w:lang w:val="en-US"/>
+        </w:rPr>
+        <w:t xml:space="preserve">- </w:t>
+      </w:r>
       <w:r>
         <w:rPr>
           <w:lang w:val="en-US"/>
@@ -301,16 +375,28 @@
         <w:rPr>
           <w:lang w:val="en-US"/>
         </w:rPr>
-        <w:t xml:space="preserve"> v1.29+, Helm v3.14+, Terraform v1.5+.</w:t>
-      </w:r>
-    </w:p>
-    <w:p>
-      <w:pPr>
-        <w:jc w:val="both"/>
-        <w:rPr>
-          <w:lang w:val="en-US"/>
-        </w:rPr>
-      </w:pPr>
+        <w:t xml:space="preserve"> v1.29+, Helm v3.14+, Terraform v1.5+</w:t>
+      </w:r>
+      <w:r>
+        <w:rPr>
+          <w:lang w:val="en-US"/>
+        </w:rPr>
+        <w:t>;</w:t>
+      </w:r>
+    </w:p>
+    <w:p>
+      <w:pPr>
+        <w:jc w:val="both"/>
+        <w:rPr>
+          <w:lang w:val="en-US"/>
+        </w:rPr>
+      </w:pPr>
+      <w:r>
+        <w:rPr>
+          <w:lang w:val="en-US"/>
+        </w:rPr>
+        <w:t xml:space="preserve">- </w:t>
+      </w:r>
       <w:r>
         <w:rPr>
           <w:lang w:val="en-US"/>
@@ -357,14 +443,26 @@
         </w:rPr>
         <w:t xml:space="preserve"> Edge Layer (NVIDIA Jetson Orin)</w:t>
       </w:r>
-    </w:p>
-    <w:p>
-      <w:pPr>
-        <w:jc w:val="both"/>
-        <w:rPr>
-          <w:lang w:val="en-US"/>
-        </w:rPr>
-      </w:pPr>
+      <w:r>
+        <w:rPr>
+          <w:lang w:val="en-US"/>
+        </w:rPr>
+        <w:t>:</w:t>
+      </w:r>
+    </w:p>
+    <w:p>
+      <w:pPr>
+        <w:jc w:val="both"/>
+        <w:rPr>
+          <w:lang w:val="en-US"/>
+        </w:rPr>
+      </w:pPr>
+      <w:r>
+        <w:rPr>
+          <w:lang w:val="en-US"/>
+        </w:rPr>
+        <w:t xml:space="preserve">- </w:t>
+      </w:r>
       <w:r>
         <w:rPr>
           <w:lang w:val="en-US"/>
@@ -383,16 +481,28 @@
         <w:rPr>
           <w:lang w:val="en-US"/>
         </w:rPr>
-        <w:t xml:space="preserve"> 5.1.2 (Ubuntu 20.04 base).</w:t>
-      </w:r>
-    </w:p>
-    <w:p>
-      <w:pPr>
-        <w:jc w:val="both"/>
-        <w:rPr>
-          <w:lang w:val="en-US"/>
-        </w:rPr>
-      </w:pPr>
+        <w:t xml:space="preserve"> 5.1.2 (Ubuntu 20.04 base)</w:t>
+      </w:r>
+      <w:r>
+        <w:rPr>
+          <w:lang w:val="en-US"/>
+        </w:rPr>
+        <w:t>;</w:t>
+      </w:r>
+    </w:p>
+    <w:p>
+      <w:pPr>
+        <w:jc w:val="both"/>
+        <w:rPr>
+          <w:lang w:val="en-US"/>
+        </w:rPr>
+      </w:pPr>
+      <w:r>
+        <w:rPr>
+          <w:lang w:val="en-US"/>
+        </w:rPr>
+        <w:t xml:space="preserve">- </w:t>
+      </w:r>
       <w:r>
         <w:rPr>
           <w:lang w:val="en-US"/>
@@ -411,153 +521,157 @@
         <w:rPr>
           <w:lang w:val="en-US"/>
         </w:rPr>
-        <w:t xml:space="preserve"> to Docker).</w:t>
-      </w:r>
-    </w:p>
-    <w:p>
-      <w:pPr>
-        <w:jc w:val="both"/>
-        <w:rPr>
-          <w:lang w:val="en-US"/>
-        </w:rPr>
-      </w:pPr>
+        <w:t xml:space="preserve"> to Docker)</w:t>
+      </w:r>
+      <w:r>
+        <w:rPr>
+          <w:lang w:val="en-US"/>
+        </w:rPr>
+        <w:t>;</w:t>
+      </w:r>
+    </w:p>
+    <w:p>
+      <w:pPr>
+        <w:jc w:val="both"/>
+        <w:rPr>
+          <w:lang w:val="en-US"/>
+        </w:rPr>
+      </w:pPr>
+      <w:r>
+        <w:rPr>
+          <w:lang w:val="en-US"/>
+        </w:rPr>
+        <w:t xml:space="preserve">- </w:t>
+      </w:r>
       <w:r>
         <w:rPr>
           <w:lang w:val="en-US"/>
         </w:rPr>
         <w:t>Hardware: Jetson Orin NX (16GB) or Orin AGX in an IP67-rated industrial enclosure.</w:t>
-      </w:r>
-    </w:p>
-    <w:p>
-      <w:pPr>
-        <w:jc w:val="both"/>
-        <w:rPr>
-          <w:b/>
-          <w:lang w:val="en-US"/>
-        </w:rPr>
-      </w:pPr>
-      <w:r>
-        <w:rPr>
-          <w:b/>
-          <w:lang w:val="en-US"/>
-        </w:rPr>
-        <w:t>2. Installation</w:t>
-      </w:r>
-    </w:p>
-    <w:p>
-      <w:pPr>
-        <w:jc w:val="both"/>
-        <w:rPr>
-          <w:u w:val="single"/>
-          <w:lang w:val="en-US"/>
-        </w:rPr>
-      </w:pPr>
-      <w:r>
-        <w:rPr>
-          <w:u w:val="single"/>
-          <w:lang w:val="en-US"/>
-        </w:rPr>
-        <w:t>Scenario A: Local Development (Docker Compose)</w:t>
-      </w:r>
-    </w:p>
-    <w:p>
-      <w:pPr>
-        <w:jc w:val="both"/>
-        <w:rPr>
-          <w:lang w:val="en-US"/>
-        </w:rPr>
-      </w:pPr>
-      <w:r>
-        <w:rPr>
-          <w:lang w:val="en-US"/>
-        </w:rPr>
-        <w:t>This is the fastest way to spin up the entire stack (API, Dashboard, MQTT, Database, and Edge Simulator) on a single machine.</w:t>
-      </w:r>
-    </w:p>
-    <w:p>
-      <w:pPr>
-        <w:jc w:val="both"/>
-        <w:rPr>
-          <w:lang w:val="en-US"/>
-        </w:rPr>
-      </w:pPr>
-      <w:r>
-        <w:rPr>
-          <w:lang w:val="en-US"/>
-        </w:rPr>
-        <w:t xml:space="preserve">A.1. </w:t>
-      </w:r>
-      <w:r>
-        <w:rPr>
-          <w:lang w:val="en-US"/>
-        </w:rPr>
-        <w:t>Clone the Repository:</w:t>
-      </w:r>
-    </w:p>
-    <w:p>
-      <w:pPr>
-        <w:jc w:val="both"/>
-        <w:rPr>
-          <w:sz w:val="16"/>
-          <w:szCs w:val="16"/>
-          <w:lang w:val="en-US"/>
-        </w:rPr>
-      </w:pPr>
-      <w:proofErr w:type="gramStart"/>
-      <w:r>
-        <w:rPr>
-          <w:sz w:val="16"/>
-          <w:szCs w:val="16"/>
-          <w:lang w:val="en-US"/>
-        </w:rPr>
-        <w:t>bash</w:t>
-      </w:r>
-      <w:proofErr w:type="gramEnd"/>
-    </w:p>
-    <w:p>
-      <w:pPr>
-        <w:jc w:val="both"/>
-        <w:rPr>
-          <w:sz w:val="16"/>
-          <w:szCs w:val="16"/>
-          <w:lang w:val="en-US"/>
-        </w:rPr>
-      </w:pPr>
-      <w:r>
-        <w:rPr>
-          <w:sz w:val="16"/>
-          <w:szCs w:val="16"/>
-          <w:lang w:val="en-US"/>
-        </w:rPr>
-        <w:t xml:space="preserve">   </w:t>
-      </w:r>
-      <w:proofErr w:type="spellStart"/>
-      <w:r>
-        <w:rPr>
-          <w:sz w:val="16"/>
-          <w:szCs w:val="16"/>
-          <w:lang w:val="en-US"/>
-        </w:rPr>
-        <w:t>git</w:t>
-      </w:r>
-      <w:proofErr w:type="spellEnd"/>
-      <w:r>
-        <w:rPr>
-          <w:sz w:val="16"/>
-          <w:szCs w:val="16"/>
-          <w:lang w:val="en-US"/>
-        </w:rPr>
-        <w:t xml:space="preserve"> clone https://github.com/</w:t>
       </w:r>
       <w:bookmarkStart w:id="0" w:name="_GoBack"/>
       <w:bookmarkEnd w:id="0"/>
-      <w:r>
-        <w:rPr>
-          <w:sz w:val="16"/>
-          <w:szCs w:val="16"/>
-          <w:lang w:val="en-US"/>
-        </w:rPr>
-        <w:t>pipeline-ai-platform.git</w:t>
+    </w:p>
+    <w:p>
+      <w:pPr>
+        <w:jc w:val="both"/>
+        <w:rPr>
+          <w:b/>
+          <w:lang w:val="en-US"/>
+        </w:rPr>
+      </w:pPr>
+      <w:r>
+        <w:rPr>
+          <w:b/>
+          <w:lang w:val="en-US"/>
+        </w:rPr>
+        <w:t>2. Installation</w:t>
+      </w:r>
+    </w:p>
+    <w:p>
+      <w:pPr>
+        <w:jc w:val="both"/>
+        <w:rPr>
+          <w:u w:val="single"/>
+          <w:lang w:val="en-US"/>
+        </w:rPr>
+      </w:pPr>
+      <w:r>
+        <w:rPr>
+          <w:u w:val="single"/>
+          <w:lang w:val="en-US"/>
+        </w:rPr>
+        <w:t>Scenario A: Local Development (Docker Compose)</w:t>
+      </w:r>
+    </w:p>
+    <w:p>
+      <w:pPr>
+        <w:jc w:val="both"/>
+        <w:rPr>
+          <w:lang w:val="en-US"/>
+        </w:rPr>
+      </w:pPr>
+      <w:r>
+        <w:rPr>
+          <w:lang w:val="en-US"/>
+        </w:rPr>
+        <w:t>This is the fastest way to spin up the entire stack (API, Dashboard, MQTT, Database, and Edge Simulator) on a single machine.</w:t>
+      </w:r>
+    </w:p>
+    <w:p>
+      <w:pPr>
+        <w:jc w:val="both"/>
+        <w:rPr>
+          <w:lang w:val="en-US"/>
+        </w:rPr>
+      </w:pPr>
+      <w:r>
+        <w:rPr>
+          <w:lang w:val="en-US"/>
+        </w:rPr>
+        <w:t xml:space="preserve">A.1. </w:t>
+      </w:r>
+      <w:r>
+        <w:rPr>
+          <w:lang w:val="en-US"/>
+        </w:rPr>
+        <w:t>Clone the Repository:</w:t>
+      </w:r>
+    </w:p>
+    <w:p>
+      <w:pPr>
+        <w:jc w:val="both"/>
+        <w:rPr>
+          <w:sz w:val="16"/>
+          <w:szCs w:val="16"/>
+          <w:lang w:val="en-US"/>
+        </w:rPr>
+      </w:pPr>
+      <w:proofErr w:type="gramStart"/>
+      <w:r>
+        <w:rPr>
+          <w:sz w:val="16"/>
+          <w:szCs w:val="16"/>
+          <w:lang w:val="en-US"/>
+        </w:rPr>
+        <w:t>bash</w:t>
+      </w:r>
+      <w:proofErr w:type="gramEnd"/>
+    </w:p>
+    <w:p>
+      <w:pPr>
+        <w:jc w:val="both"/>
+        <w:rPr>
+          <w:sz w:val="16"/>
+          <w:szCs w:val="16"/>
+          <w:lang w:val="en-US"/>
+        </w:rPr>
+      </w:pPr>
+      <w:r>
+        <w:rPr>
+          <w:sz w:val="16"/>
+          <w:szCs w:val="16"/>
+          <w:lang w:val="en-US"/>
+        </w:rPr>
+        <w:t xml:space="preserve">   </w:t>
+      </w:r>
+      <w:proofErr w:type="spellStart"/>
+      <w:r>
+        <w:rPr>
+          <w:sz w:val="16"/>
+          <w:szCs w:val="16"/>
+          <w:lang w:val="en-US"/>
+        </w:rPr>
+        <w:t>git</w:t>
+      </w:r>
+      <w:proofErr w:type="spellEnd"/>
+      <w:r>
+        <w:rPr>
+          <w:sz w:val="16"/>
+          <w:szCs w:val="16"/>
+          <w:lang w:val="en-US"/>
+        </w:rPr>
+        <w:t xml:space="preserve"> clone https://github.com/pipeline-ai-platform.git</w:t>
       </w:r>
     </w:p>
     <w:p>
@@ -5641,6 +5755,28 @@
         <w:t>For platform-specific issues, contact the Platform Engineering team open a ticket in the internal Jira project PIPE-AI.</w:t>
       </w:r>
     </w:p>
+    <w:p>
+      <w:pPr>
+        <w:jc w:val="both"/>
+        <w:rPr>
+          <w:lang w:val="en-US"/>
+        </w:rPr>
+      </w:pPr>
+    </w:p>
+    <w:p>
+      <w:pPr>
+        <w:jc w:val="both"/>
+        <w:rPr>
+          <w:lang w:val="en-US"/>
+        </w:rPr>
+      </w:pPr>
+      <w:r>
+        <w:rPr>
+          <w:lang w:val="en-US"/>
+        </w:rPr>
+        <w:t>```</w:t>
+      </w:r>
+    </w:p>
     <w:sectPr>
       <w:footerReference w:type="default" r:id="rId11"/>
       <w:pgSz w:w="11906" w:h="16838"/>
@@ -5707,7 +5843,7 @@
           <w:rPr>
             <w:noProof/>
           </w:rPr>
-          <w:t>3</w:t>
+          <w:t>1</w:t>
         </w:r>
         <w:r>
           <w:fldChar w:fldCharType="end"/>
